--- a/Project Documents/721814 SOP/721814 SOP/Clinical Supplies/CS_WI_SU0045 Revision 2.docx
+++ b/Project Documents/721814 SOP/721814 SOP/Clinical Supplies/CS_WI_SU0045 Revision 2.docx
@@ -86,41 +86,6 @@
                 <w:rFonts w:ascii="Times New Roman"/>
                 <w:sz w:val="20"/>
               </w:rPr>
-              <w:drawing>
-                <wp:inline distT="0" distB="0" distL="0" distR="0">
-                  <wp:extent cx="1978151" cy="347472"/>
-                  <wp:effectExtent l="0" t="0" r="0" b="0"/>
-                  <wp:docPr id="1" name="image1.png"/>
-                  <wp:cNvGraphicFramePr>
-                    <a:graphicFrameLocks noChangeAspect="1"/>
-                  </wp:cNvGraphicFramePr>
-                  <a:graphic>
-                    <a:graphicData uri="http://schemas.openxmlformats.org/drawingml/2006/picture">
-                      <pic:pic>
-                        <pic:nvPicPr>
-                          <pic:cNvPr id="2" name="image1.png"/>
-                          <pic:cNvPicPr/>
-                        </pic:nvPicPr>
-                        <pic:blipFill>
-                          <a:blip r:embed="rId6" cstate="print"/>
-                          <a:stretch>
-                            <a:fillRect/>
-                          </a:stretch>
-                        </pic:blipFill>
-                        <pic:spPr>
-                          <a:xfrm>
-                            <a:off x="0" y="0"/>
-                            <a:ext cx="1978151" cy="347472"/>
-                          </a:xfrm>
-                          <a:prstGeom prst="rect">
-                            <a:avLst/>
-                          </a:prstGeom>
-                        </pic:spPr>
-                      </pic:pic>
-                    </a:graphicData>
-                  </a:graphic>
-                </wp:inline>
-              </w:drawing>
             </w:r>
             <w:r>
               <w:rPr>
@@ -2576,12 +2541,6 @@
       </w:pPr>
       <w:r>
         <w:rPr/>
-        <w:pict>
-          <v:rect style="position:absolute;margin-left:70.559998pt;margin-top:14.122998pt;width:470.88pt;height:.48pt;mso-position-horizontal-relative:page;mso-position-vertical-relative:paragraph;z-index:-15728640;mso-wrap-distance-left:0;mso-wrap-distance-right:0" id="docshape2" filled="true" fillcolor="#000000" stroked="false">
-            <v:fill type="solid"/>
-            <w10:wrap type="topAndBottom"/>
-          </v:rect>
-        </w:pict>
       </w:r>
     </w:p>
     <w:p>
@@ -2912,6 +2871,11 @@
         </w:rPr>
         <w:sectPr>
           <w:footerReference w:type="default" r:id="rId5"/>
+          <w:headerReference w:type="default" r:id="rId35"/>
+          <w:headerReference w:type="first" r:id="rId36"/>
+          <w:headerReference w:type="even" r:id="rId37"/>
+          <w:footerReference w:type="first" r:id="rId38"/>
+          <w:footerReference w:type="even" r:id="rId39"/>
           <w:type w:val="continuous"/>
           <w:pgSz w:w="12240" w:h="15840"/>
           <w:pgMar w:footer="268" w:header="0" w:top="960" w:bottom="460" w:left="900" w:right="960"/>
@@ -16745,870 +16709,6 @@
       </w:pPr>
       <w:r>
         <w:rPr/>
-        <w:pict>
-          <v:shape style="position:absolute;margin-left:159.479996pt;margin-top:181.679993pt;width:299.3pt;height:161.950pt;mso-position-horizontal-relative:page;mso-position-vertical-relative:page;z-index:15729664" type="#_x0000_t202" id="docshape6" filled="false" stroked="false">
-            <v:textbox inset="0,0,0,0">
-              <w:txbxContent>
-                <w:tbl>
-                  <w:tblPr>
-                    <w:tblW w:w="0" w:type="auto"/>
-                    <w:jc w:val="left"/>
-                    <w:tblInd w:w="65" w:type="dxa"/>
-                    <w:tblBorders>
-                      <w:top w:val="single" w:sz="4" w:space="0" w:color="000000"/>
-                      <w:left w:val="single" w:sz="4" w:space="0" w:color="000000"/>
-                      <w:bottom w:val="single" w:sz="4" w:space="0" w:color="000000"/>
-                      <w:right w:val="single" w:sz="4" w:space="0" w:color="000000"/>
-                      <w:insideH w:val="single" w:sz="4" w:space="0" w:color="000000"/>
-                      <w:insideV w:val="single" w:sz="4" w:space="0" w:color="000000"/>
-                    </w:tblBorders>
-                    <w:tblLayout w:type="fixed"/>
-                    <w:tblCellMar>
-                      <w:top w:w="0" w:type="dxa"/>
-                      <w:left w:w="0" w:type="dxa"/>
-                      <w:bottom w:w="0" w:type="dxa"/>
-                      <w:right w:w="0" w:type="dxa"/>
-                    </w:tblCellMar>
-                    <w:tblLook w:val="01E0"/>
-                  </w:tblPr>
-                  <w:tblGrid>
-                    <w:gridCol w:w="1382"/>
-                    <w:gridCol w:w="4473"/>
-                  </w:tblGrid>
-                  <w:tr>
-                    <w:trPr>
-                      <w:trHeight w:val="1002" w:hRule="atLeast"/>
-                    </w:trPr>
-                    <w:tc>
-                      <w:tcPr>
-                        <w:tcW w:w="1382" w:type="dxa"/>
-                      </w:tcPr>
-                      <w:p>
-                        <w:pPr>
-                          <w:pStyle w:val="TableParagraph"/>
-                          <w:spacing w:line="254" w:lineRule="auto"/>
-                          <w:ind w:left="110" w:right="31"/>
-                          <w:rPr>
-                            <w:sz w:val="20"/>
-                          </w:rPr>
-                        </w:pPr>
-                        <w:r>
-                          <w:rPr>
-                            <w:sz w:val="20"/>
-                          </w:rPr>
-                          <w:t>Level 3 </w:t>
-                        </w:r>
-                        <w:r>
-                          <w:rPr>
-                            <w:spacing w:val="-2"/>
-                            <w:sz w:val="20"/>
-                          </w:rPr>
-                          <w:t>(Critical)</w:t>
-                        </w:r>
-                      </w:p>
-                    </w:tc>
-                    <w:tc>
-                      <w:tcPr>
-                        <w:tcW w:w="4473" w:type="dxa"/>
-                      </w:tcPr>
-                      <w:p>
-                        <w:pPr>
-                          <w:pStyle w:val="TableParagraph"/>
-                          <w:spacing w:line="254" w:lineRule="auto"/>
-                          <w:ind w:left="105" w:right="258"/>
-                          <w:jc w:val="both"/>
-                          <w:rPr>
-                            <w:sz w:val="20"/>
-                          </w:rPr>
-                        </w:pPr>
-                        <w:r>
-                          <w:rPr>
-                            <w:sz w:val="20"/>
-                          </w:rPr>
-                          <w:t>Those</w:t>
-                        </w:r>
-                        <w:r>
-                          <w:rPr>
-                            <w:spacing w:val="-5"/>
-                            <w:sz w:val="20"/>
-                          </w:rPr>
-                          <w:t> </w:t>
-                        </w:r>
-                        <w:r>
-                          <w:rPr>
-                            <w:sz w:val="20"/>
-                          </w:rPr>
-                          <w:t>deviations</w:t>
-                        </w:r>
-                        <w:r>
-                          <w:rPr>
-                            <w:spacing w:val="-5"/>
-                            <w:sz w:val="20"/>
-                          </w:rPr>
-                          <w:t> </w:t>
-                        </w:r>
-                        <w:r>
-                          <w:rPr>
-                            <w:sz w:val="20"/>
-                          </w:rPr>
-                          <w:t>that</w:t>
-                        </w:r>
-                        <w:r>
-                          <w:rPr>
-                            <w:spacing w:val="-5"/>
-                            <w:sz w:val="20"/>
-                          </w:rPr>
-                          <w:t> </w:t>
-                        </w:r>
-                        <w:r>
-                          <w:rPr>
-                            <w:sz w:val="20"/>
-                          </w:rPr>
-                          <w:t>are</w:t>
-                        </w:r>
-                        <w:r>
-                          <w:rPr>
-                            <w:spacing w:val="-5"/>
-                            <w:sz w:val="20"/>
-                          </w:rPr>
-                          <w:t> </w:t>
-                        </w:r>
-                        <w:r>
-                          <w:rPr>
-                            <w:sz w:val="20"/>
-                          </w:rPr>
-                          <w:t>suspected</w:t>
-                        </w:r>
-                        <w:r>
-                          <w:rPr>
-                            <w:spacing w:val="-5"/>
-                            <w:sz w:val="20"/>
-                          </w:rPr>
-                          <w:t> </w:t>
-                        </w:r>
-                        <w:r>
-                          <w:rPr>
-                            <w:sz w:val="20"/>
-                          </w:rPr>
-                          <w:t>to</w:t>
-                        </w:r>
-                        <w:r>
-                          <w:rPr>
-                            <w:spacing w:val="-5"/>
-                            <w:sz w:val="20"/>
-                          </w:rPr>
-                          <w:t> </w:t>
-                        </w:r>
-                        <w:r>
-                          <w:rPr>
-                            <w:sz w:val="20"/>
-                          </w:rPr>
-                          <w:t>have</w:t>
-                        </w:r>
-                        <w:r>
-                          <w:rPr>
-                            <w:spacing w:val="-7"/>
-                            <w:sz w:val="20"/>
-                          </w:rPr>
-                          <w:t> </w:t>
-                        </w:r>
-                        <w:r>
-                          <w:rPr>
-                            <w:sz w:val="20"/>
-                          </w:rPr>
-                          <w:t>a big</w:t>
-                        </w:r>
-                        <w:r>
-                          <w:rPr>
-                            <w:spacing w:val="-2"/>
-                            <w:sz w:val="20"/>
-                          </w:rPr>
-                          <w:t> </w:t>
-                        </w:r>
-                        <w:r>
-                          <w:rPr>
-                            <w:sz w:val="20"/>
-                          </w:rPr>
-                          <w:t>impact</w:t>
-                        </w:r>
-                        <w:r>
-                          <w:rPr>
-                            <w:spacing w:val="-3"/>
-                            <w:sz w:val="20"/>
-                          </w:rPr>
-                          <w:t> </w:t>
-                        </w:r>
-                        <w:r>
-                          <w:rPr>
-                            <w:sz w:val="20"/>
-                          </w:rPr>
-                          <w:t>on</w:t>
-                        </w:r>
-                        <w:r>
-                          <w:rPr>
-                            <w:spacing w:val="-2"/>
-                            <w:sz w:val="20"/>
-                          </w:rPr>
-                          <w:t> </w:t>
-                        </w:r>
-                        <w:r>
-                          <w:rPr>
-                            <w:sz w:val="20"/>
-                          </w:rPr>
-                          <w:t>the</w:t>
-                        </w:r>
-                        <w:r>
-                          <w:rPr>
-                            <w:spacing w:val="-3"/>
-                            <w:sz w:val="20"/>
-                          </w:rPr>
-                          <w:t> </w:t>
-                        </w:r>
-                        <w:r>
-                          <w:rPr>
-                            <w:sz w:val="20"/>
-                          </w:rPr>
-                          <w:t>quality</w:t>
-                        </w:r>
-                        <w:r>
-                          <w:rPr>
-                            <w:spacing w:val="-2"/>
-                            <w:sz w:val="20"/>
-                          </w:rPr>
-                          <w:t> </w:t>
-                        </w:r>
-                        <w:r>
-                          <w:rPr>
-                            <w:sz w:val="20"/>
-                          </w:rPr>
-                          <w:t>of</w:t>
-                        </w:r>
-                        <w:r>
-                          <w:rPr>
-                            <w:spacing w:val="-3"/>
-                            <w:sz w:val="20"/>
-                          </w:rPr>
-                          <w:t> </w:t>
-                        </w:r>
-                        <w:r>
-                          <w:rPr>
-                            <w:sz w:val="20"/>
-                          </w:rPr>
-                          <w:t>IP</w:t>
-                        </w:r>
-                        <w:r>
-                          <w:rPr>
-                            <w:spacing w:val="-2"/>
-                            <w:sz w:val="20"/>
-                          </w:rPr>
-                          <w:t> </w:t>
-                        </w:r>
-                        <w:r>
-                          <w:rPr>
-                            <w:sz w:val="20"/>
-                          </w:rPr>
-                          <w:t>such</w:t>
-                        </w:r>
-                        <w:r>
-                          <w:rPr>
-                            <w:spacing w:val="-3"/>
-                            <w:sz w:val="20"/>
-                          </w:rPr>
-                          <w:t> </w:t>
-                        </w:r>
-                        <w:r>
-                          <w:rPr>
-                            <w:sz w:val="20"/>
-                          </w:rPr>
-                          <w:t>that</w:t>
-                        </w:r>
-                        <w:r>
-                          <w:rPr>
-                            <w:spacing w:val="-2"/>
-                            <w:sz w:val="20"/>
-                          </w:rPr>
-                          <w:t> </w:t>
-                        </w:r>
-                        <w:r>
-                          <w:rPr>
-                            <w:sz w:val="20"/>
-                          </w:rPr>
-                          <w:t>it</w:t>
-                        </w:r>
-                        <w:r>
-                          <w:rPr>
-                            <w:spacing w:val="-3"/>
-                            <w:sz w:val="20"/>
-                          </w:rPr>
-                          <w:t> </w:t>
-                        </w:r>
-                        <w:r>
-                          <w:rPr>
-                            <w:sz w:val="20"/>
-                          </w:rPr>
-                          <w:t>may not be fit for use and urgent corrective actions are necessary</w:t>
-                        </w:r>
-                      </w:p>
-                    </w:tc>
-                  </w:tr>
-                  <w:tr>
-                    <w:trPr>
-                      <w:trHeight w:val="753" w:hRule="atLeast"/>
-                    </w:trPr>
-                    <w:tc>
-                      <w:tcPr>
-                        <w:tcW w:w="1382" w:type="dxa"/>
-                      </w:tcPr>
-                      <w:p>
-                        <w:pPr>
-                          <w:pStyle w:val="TableParagraph"/>
-                          <w:spacing w:line="254" w:lineRule="auto"/>
-                          <w:ind w:left="110" w:right="31"/>
-                          <w:rPr>
-                            <w:sz w:val="20"/>
-                          </w:rPr>
-                        </w:pPr>
-                        <w:r>
-                          <w:rPr>
-                            <w:sz w:val="20"/>
-                          </w:rPr>
-                          <w:t>Level</w:t>
-                        </w:r>
-                        <w:r>
-                          <w:rPr>
-                            <w:spacing w:val="-14"/>
-                            <w:sz w:val="20"/>
-                          </w:rPr>
-                          <w:t> </w:t>
-                        </w:r>
-                        <w:r>
-                          <w:rPr>
-                            <w:sz w:val="20"/>
-                          </w:rPr>
-                          <w:t>2 </w:t>
-                        </w:r>
-                        <w:r>
-                          <w:rPr>
-                            <w:spacing w:val="-2"/>
-                            <w:sz w:val="20"/>
-                          </w:rPr>
-                          <w:t>(Major)</w:t>
-                        </w:r>
-                      </w:p>
-                    </w:tc>
-                    <w:tc>
-                      <w:tcPr>
-                        <w:tcW w:w="4473" w:type="dxa"/>
-                      </w:tcPr>
-                      <w:p>
-                        <w:pPr>
-                          <w:pStyle w:val="TableParagraph"/>
-                          <w:spacing w:line="254" w:lineRule="auto"/>
-                          <w:ind w:left="105" w:right="106"/>
-                          <w:jc w:val="both"/>
-                          <w:rPr>
-                            <w:sz w:val="20"/>
-                          </w:rPr>
-                        </w:pPr>
-                        <w:r>
-                          <w:rPr>
-                            <w:sz w:val="20"/>
-                          </w:rPr>
-                          <w:t>Those deviations that are suspected to have</w:t>
-                        </w:r>
-                        <w:r>
-                          <w:rPr>
-                            <w:spacing w:val="-1"/>
-                            <w:sz w:val="20"/>
-                          </w:rPr>
-                          <w:t> </w:t>
-                        </w:r>
-                        <w:r>
-                          <w:rPr>
-                            <w:sz w:val="20"/>
-                          </w:rPr>
-                          <w:t>an impact</w:t>
-                        </w:r>
-                        <w:r>
-                          <w:rPr>
-                            <w:spacing w:val="-2"/>
-                            <w:sz w:val="20"/>
-                          </w:rPr>
-                          <w:t> </w:t>
-                        </w:r>
-                        <w:r>
-                          <w:rPr>
-                            <w:sz w:val="20"/>
-                          </w:rPr>
-                          <w:t>on</w:t>
-                        </w:r>
-                        <w:r>
-                          <w:rPr>
-                            <w:spacing w:val="-4"/>
-                            <w:sz w:val="20"/>
-                          </w:rPr>
-                          <w:t> </w:t>
-                        </w:r>
-                        <w:r>
-                          <w:rPr>
-                            <w:sz w:val="20"/>
-                          </w:rPr>
-                          <w:t>the</w:t>
-                        </w:r>
-                        <w:r>
-                          <w:rPr>
-                            <w:spacing w:val="-4"/>
-                            <w:sz w:val="20"/>
-                          </w:rPr>
-                          <w:t> </w:t>
-                        </w:r>
-                        <w:r>
-                          <w:rPr>
-                            <w:sz w:val="20"/>
-                          </w:rPr>
-                          <w:t>quality</w:t>
-                        </w:r>
-                        <w:r>
-                          <w:rPr>
-                            <w:spacing w:val="-4"/>
-                            <w:sz w:val="20"/>
-                          </w:rPr>
-                          <w:t> </w:t>
-                        </w:r>
-                        <w:r>
-                          <w:rPr>
-                            <w:sz w:val="20"/>
-                          </w:rPr>
-                          <w:t>of</w:t>
-                        </w:r>
-                        <w:r>
-                          <w:rPr>
-                            <w:spacing w:val="-4"/>
-                            <w:sz w:val="20"/>
-                          </w:rPr>
-                          <w:t> </w:t>
-                        </w:r>
-                        <w:r>
-                          <w:rPr>
-                            <w:sz w:val="20"/>
-                          </w:rPr>
-                          <w:t>IP</w:t>
-                        </w:r>
-                        <w:r>
-                          <w:rPr>
-                            <w:spacing w:val="-4"/>
-                            <w:sz w:val="20"/>
-                          </w:rPr>
-                          <w:t> </w:t>
-                        </w:r>
-                        <w:r>
-                          <w:rPr>
-                            <w:sz w:val="20"/>
-                          </w:rPr>
-                          <w:t>such</w:t>
-                        </w:r>
-                        <w:r>
-                          <w:rPr>
-                            <w:spacing w:val="-4"/>
-                            <w:sz w:val="20"/>
-                          </w:rPr>
-                          <w:t> </w:t>
-                        </w:r>
-                        <w:r>
-                          <w:rPr>
-                            <w:sz w:val="20"/>
-                          </w:rPr>
-                          <w:t>that</w:t>
-                        </w:r>
-                        <w:r>
-                          <w:rPr>
-                            <w:spacing w:val="-4"/>
-                            <w:sz w:val="20"/>
-                          </w:rPr>
-                          <w:t> </w:t>
-                        </w:r>
-                        <w:r>
-                          <w:rPr>
-                            <w:sz w:val="20"/>
-                          </w:rPr>
-                          <w:t>it</w:t>
-                        </w:r>
-                        <w:r>
-                          <w:rPr>
-                            <w:spacing w:val="-4"/>
-                            <w:sz w:val="20"/>
-                          </w:rPr>
-                          <w:t> </w:t>
-                        </w:r>
-                        <w:r>
-                          <w:rPr>
-                            <w:sz w:val="20"/>
-                          </w:rPr>
-                          <w:t>may</w:t>
-                        </w:r>
-                        <w:r>
-                          <w:rPr>
-                            <w:spacing w:val="-4"/>
-                            <w:sz w:val="20"/>
-                          </w:rPr>
-                          <w:t> </w:t>
-                        </w:r>
-                        <w:r>
-                          <w:rPr>
-                            <w:sz w:val="20"/>
-                          </w:rPr>
-                          <w:t>be</w:t>
-                        </w:r>
-                        <w:r>
-                          <w:rPr>
-                            <w:spacing w:val="-4"/>
-                            <w:sz w:val="20"/>
-                          </w:rPr>
-                          <w:t> </w:t>
-                        </w:r>
-                        <w:r>
-                          <w:rPr>
-                            <w:sz w:val="20"/>
-                          </w:rPr>
-                          <w:t>fit for use and corrective actions are necessary</w:t>
-                        </w:r>
-                      </w:p>
-                    </w:tc>
-                  </w:tr>
-                  <w:tr>
-                    <w:trPr>
-                      <w:trHeight w:val="676" w:hRule="atLeast"/>
-                    </w:trPr>
-                    <w:tc>
-                      <w:tcPr>
-                        <w:tcW w:w="1382" w:type="dxa"/>
-                      </w:tcPr>
-                      <w:p>
-                        <w:pPr>
-                          <w:pStyle w:val="TableParagraph"/>
-                          <w:spacing w:line="261" w:lineRule="auto"/>
-                          <w:ind w:left="110" w:right="31"/>
-                          <w:rPr>
-                            <w:sz w:val="20"/>
-                          </w:rPr>
-                        </w:pPr>
-                        <w:r>
-                          <w:rPr>
-                            <w:sz w:val="20"/>
-                          </w:rPr>
-                          <w:t>Level</w:t>
-                        </w:r>
-                        <w:r>
-                          <w:rPr>
-                            <w:spacing w:val="-14"/>
-                            <w:sz w:val="20"/>
-                          </w:rPr>
-                          <w:t> </w:t>
-                        </w:r>
-                        <w:r>
-                          <w:rPr>
-                            <w:sz w:val="20"/>
-                          </w:rPr>
-                          <w:t>1A </w:t>
-                        </w:r>
-                        <w:r>
-                          <w:rPr>
-                            <w:spacing w:val="-2"/>
-                            <w:sz w:val="20"/>
-                          </w:rPr>
-                          <w:t>(Minor)</w:t>
-                        </w:r>
-                      </w:p>
-                    </w:tc>
-                    <w:tc>
-                      <w:tcPr>
-                        <w:tcW w:w="4473" w:type="dxa"/>
-                      </w:tcPr>
-                      <w:p>
-                        <w:pPr>
-                          <w:pStyle w:val="TableParagraph"/>
-                          <w:spacing w:line="220" w:lineRule="exact"/>
-                          <w:ind w:left="134" w:right="138"/>
-                          <w:rPr>
-                            <w:sz w:val="20"/>
-                          </w:rPr>
-                        </w:pPr>
-                        <w:r>
-                          <w:rPr>
-                            <w:sz w:val="20"/>
-                          </w:rPr>
-                          <w:t>Those</w:t>
-                        </w:r>
-                        <w:r>
-                          <w:rPr>
-                            <w:spacing w:val="-6"/>
-                            <w:sz w:val="20"/>
-                          </w:rPr>
-                          <w:t> </w:t>
-                        </w:r>
-                        <w:r>
-                          <w:rPr>
-                            <w:sz w:val="20"/>
-                          </w:rPr>
-                          <w:t>deviations</w:t>
-                        </w:r>
-                        <w:r>
-                          <w:rPr>
-                            <w:spacing w:val="-6"/>
-                            <w:sz w:val="20"/>
-                          </w:rPr>
-                          <w:t> </w:t>
-                        </w:r>
-                        <w:r>
-                          <w:rPr>
-                            <w:sz w:val="20"/>
-                          </w:rPr>
-                          <w:t>that</w:t>
-                        </w:r>
-                        <w:r>
-                          <w:rPr>
-                            <w:spacing w:val="-6"/>
-                            <w:sz w:val="20"/>
-                          </w:rPr>
-                          <w:t> </w:t>
-                        </w:r>
-                        <w:r>
-                          <w:rPr>
-                            <w:sz w:val="20"/>
-                          </w:rPr>
-                          <w:t>have</w:t>
-                        </w:r>
-                        <w:r>
-                          <w:rPr>
-                            <w:spacing w:val="-6"/>
-                            <w:sz w:val="20"/>
-                          </w:rPr>
-                          <w:t> </w:t>
-                        </w:r>
-                        <w:r>
-                          <w:rPr>
-                            <w:sz w:val="20"/>
-                          </w:rPr>
-                          <w:t>no</w:t>
-                        </w:r>
-                        <w:r>
-                          <w:rPr>
-                            <w:spacing w:val="-6"/>
-                            <w:sz w:val="20"/>
-                          </w:rPr>
-                          <w:t> </w:t>
-                        </w:r>
-                        <w:r>
-                          <w:rPr>
-                            <w:sz w:val="20"/>
-                          </w:rPr>
-                          <w:t>impact</w:t>
-                        </w:r>
-                        <w:r>
-                          <w:rPr>
-                            <w:spacing w:val="-6"/>
-                            <w:sz w:val="20"/>
-                          </w:rPr>
-                          <w:t> </w:t>
-                        </w:r>
-                        <w:r>
-                          <w:rPr>
-                            <w:sz w:val="20"/>
-                          </w:rPr>
-                          <w:t>on</w:t>
-                        </w:r>
-                        <w:r>
-                          <w:rPr>
-                            <w:spacing w:val="-6"/>
-                            <w:sz w:val="20"/>
-                          </w:rPr>
-                          <w:t> </w:t>
-                        </w:r>
-                        <w:r>
-                          <w:rPr>
-                            <w:sz w:val="20"/>
-                          </w:rPr>
-                          <w:t>the quality of IP but corrective actions are necessary (for recurring cases)</w:t>
-                        </w:r>
-                      </w:p>
-                    </w:tc>
-                  </w:tr>
-                  <w:tr>
-                    <w:trPr>
-                      <w:trHeight w:val="758" w:hRule="atLeast"/>
-                    </w:trPr>
-                    <w:tc>
-                      <w:tcPr>
-                        <w:tcW w:w="1382" w:type="dxa"/>
-                      </w:tcPr>
-                      <w:p>
-                        <w:pPr>
-                          <w:pStyle w:val="TableParagraph"/>
-                          <w:spacing w:line="254" w:lineRule="auto"/>
-                          <w:ind w:left="110" w:right="31"/>
-                          <w:rPr>
-                            <w:sz w:val="20"/>
-                          </w:rPr>
-                        </w:pPr>
-                        <w:r>
-                          <w:rPr>
-                            <w:sz w:val="20"/>
-                          </w:rPr>
-                          <w:t>Level</w:t>
-                        </w:r>
-                        <w:r>
-                          <w:rPr>
-                            <w:spacing w:val="-14"/>
-                            <w:sz w:val="20"/>
-                          </w:rPr>
-                          <w:t> </w:t>
-                        </w:r>
-                        <w:r>
-                          <w:rPr>
-                            <w:sz w:val="20"/>
-                          </w:rPr>
-                          <w:t>1B </w:t>
-                        </w:r>
-                        <w:r>
-                          <w:rPr>
-                            <w:spacing w:val="-2"/>
-                            <w:sz w:val="20"/>
-                          </w:rPr>
-                          <w:t>(Minor)</w:t>
-                        </w:r>
-                      </w:p>
-                    </w:tc>
-                    <w:tc>
-                      <w:tcPr>
-                        <w:tcW w:w="4473" w:type="dxa"/>
-                      </w:tcPr>
-                      <w:p>
-                        <w:pPr>
-                          <w:pStyle w:val="TableParagraph"/>
-                          <w:spacing w:line="254" w:lineRule="auto"/>
-                          <w:ind w:left="105" w:right="138"/>
-                          <w:rPr>
-                            <w:sz w:val="20"/>
-                          </w:rPr>
-                        </w:pPr>
-                        <w:r>
-                          <w:rPr>
-                            <w:sz w:val="20"/>
-                          </w:rPr>
-                          <w:t>Those</w:t>
-                        </w:r>
-                        <w:r>
-                          <w:rPr>
-                            <w:spacing w:val="-5"/>
-                            <w:sz w:val="20"/>
-                          </w:rPr>
-                          <w:t> </w:t>
-                        </w:r>
-                        <w:r>
-                          <w:rPr>
-                            <w:sz w:val="20"/>
-                          </w:rPr>
-                          <w:t>deviations</w:t>
-                        </w:r>
-                        <w:r>
-                          <w:rPr>
-                            <w:spacing w:val="-6"/>
-                            <w:sz w:val="20"/>
-                          </w:rPr>
-                          <w:t> </w:t>
-                        </w:r>
-                        <w:r>
-                          <w:rPr>
-                            <w:sz w:val="20"/>
-                          </w:rPr>
-                          <w:t>that</w:t>
-                        </w:r>
-                        <w:r>
-                          <w:rPr>
-                            <w:spacing w:val="-5"/>
-                            <w:sz w:val="20"/>
-                          </w:rPr>
-                          <w:t> </w:t>
-                        </w:r>
-                        <w:r>
-                          <w:rPr>
-                            <w:sz w:val="20"/>
-                          </w:rPr>
-                          <w:t>have</w:t>
-                        </w:r>
-                        <w:r>
-                          <w:rPr>
-                            <w:spacing w:val="-6"/>
-                            <w:sz w:val="20"/>
-                          </w:rPr>
-                          <w:t> </w:t>
-                        </w:r>
-                        <w:r>
-                          <w:rPr>
-                            <w:sz w:val="20"/>
-                          </w:rPr>
-                          <w:t>no</w:t>
-                        </w:r>
-                        <w:r>
-                          <w:rPr>
-                            <w:spacing w:val="-6"/>
-                            <w:sz w:val="20"/>
-                          </w:rPr>
-                          <w:t> </w:t>
-                        </w:r>
-                        <w:r>
-                          <w:rPr>
-                            <w:sz w:val="20"/>
-                          </w:rPr>
-                          <w:t>impact</w:t>
-                        </w:r>
-                        <w:r>
-                          <w:rPr>
-                            <w:spacing w:val="-6"/>
-                            <w:sz w:val="20"/>
-                          </w:rPr>
-                          <w:t> </w:t>
-                        </w:r>
-                        <w:r>
-                          <w:rPr>
-                            <w:sz w:val="20"/>
-                          </w:rPr>
-                          <w:t>on</w:t>
-                        </w:r>
-                        <w:r>
-                          <w:rPr>
-                            <w:spacing w:val="-6"/>
-                            <w:sz w:val="20"/>
-                          </w:rPr>
-                          <w:t> </w:t>
-                        </w:r>
-                        <w:r>
-                          <w:rPr>
-                            <w:sz w:val="20"/>
-                          </w:rPr>
-                          <w:t>the quality of IP nor corrective actions are </w:t>
-                        </w:r>
-                        <w:r>
-                          <w:rPr>
-                            <w:spacing w:val="-2"/>
-                            <w:sz w:val="20"/>
-                          </w:rPr>
-                          <w:t>necessary</w:t>
-                        </w:r>
-                      </w:p>
-                    </w:tc>
-                  </w:tr>
-                </w:tbl>
-                <w:p>
-                  <w:pPr>
-                    <w:pStyle w:val="BodyText"/>
-                  </w:pPr>
-                </w:p>
-              </w:txbxContent>
-            </v:textbox>
-            <w10:wrap type="none"/>
-          </v:shape>
-        </w:pict>
       </w:r>
     </w:p>
     <w:tbl>
@@ -44509,140 +43609,9 @@
       </w:pPr>
       <w:r>
         <w:rPr/>
-        <w:pict>
-          <v:group style="position:absolute;margin-left:100.32pt;margin-top:-2.312135pt;width:102pt;height:27.6pt;mso-position-horizontal-relative:page;mso-position-vertical-relative:paragraph;z-index:15730176" id="docshapegroup7" coordorigin="2006,-46" coordsize="2040,552">
-            <v:shape style="position:absolute;left:2006;top:-47;width:2040;height:552" id="docshape8" coordorigin="2006,-46" coordsize="2040,552" path="m4046,506l2006,506,2006,-46,4046,-46,4046,-41,2021,-41,2011,-32,2021,-32,2021,491,2011,491,2021,496,4046,496,4046,506xm2021,-32l2011,-32,2021,-41,2021,-32xm4032,-32l2021,-32,2021,-41,4032,-41,4032,-32xm4032,496l4032,-41,4037,-32,4046,-32,4046,491,4037,491,4032,496xm4046,-32l4037,-32,4032,-41,4046,-41,4046,-32xm2021,496l2011,491,2021,491,2021,496xm4032,496l2021,496,2021,491,4032,491,4032,496xm4046,496l4032,496,4037,491,4046,491,4046,496xe" filled="true" fillcolor="#000000" stroked="false">
-              <v:path arrowok="t"/>
-              <v:fill type="solid"/>
-            </v:shape>
-            <v:shape style="position:absolute;left:2006;top:-47;width:2040;height:552" type="#_x0000_t202" id="docshape9" filled="false" stroked="false">
-              <v:textbox inset="0,0,0,0">
-                <w:txbxContent>
-                  <w:p>
-                    <w:pPr>
-                      <w:spacing w:before="139"/>
-                      <w:ind w:left="393" w:right="0" w:firstLine="0"/>
-                      <w:jc w:val="left"/>
-                      <w:rPr>
-                        <w:sz w:val="22"/>
-                      </w:rPr>
-                    </w:pPr>
-                    <w:r>
-                      <w:rPr>
-                        <w:spacing w:val="-2"/>
-                        <w:sz w:val="22"/>
-                      </w:rPr>
-                      <w:t>Identification</w:t>
-                    </w:r>
-                  </w:p>
-                </w:txbxContent>
-              </v:textbox>
-              <w10:wrap type="none"/>
-            </v:shape>
-            <w10:wrap type="none"/>
-          </v:group>
-        </w:pict>
       </w:r>
       <w:r>
         <w:rPr/>
-        <w:pict>
-          <v:group style="position:absolute;margin-left:100.32pt;margin-top:29.607855pt;width:102pt;height:165.15pt;mso-position-horizontal-relative:page;mso-position-vertical-relative:paragraph;z-index:15730688" id="docshapegroup10" coordorigin="2006,592" coordsize="2040,3303">
-            <v:shape style="position:absolute;left:2006;top:971;width:2040;height:567" id="docshape11" coordorigin="2006,971" coordsize="2040,567" path="m4046,1538l2006,1538,2006,971,4046,971,4046,976,2021,976,2011,986,2021,986,2021,1523,2011,1523,2021,1528,4046,1528,4046,1538xm2021,986l2011,986,2021,976,2021,986xm4032,986l2021,986,2021,976,4032,976,4032,986xm4032,1528l4032,976,4037,986,4046,986,4046,1523,4037,1523,4032,1528xm4046,986l4037,986,4032,976,4046,976,4046,986xm2021,1528l2011,1523,2021,1523,2021,1528xm4032,1528l2021,1528,2021,1523,4032,1523,4032,1528xm4046,1528l4032,1528,4037,1523,4046,1523,4046,1528xe" filled="true" fillcolor="#000000" stroked="false">
-              <v:path arrowok="t"/>
-              <v:fill type="solid"/>
-            </v:shape>
-            <v:shape style="position:absolute;left:2880;top:592;width:120;height:351" type="#_x0000_t75" id="docshape12" stroked="false">
-              <v:imagedata r:id="rId27" o:title=""/>
-            </v:shape>
-            <v:shape style="position:absolute;left:2006;top:1753;width:2040;height:538" id="docshape13" coordorigin="2006,1754" coordsize="2040,538" path="m4046,2291l2006,2291,2006,1754,4046,1754,4046,1759,2021,1759,2011,1768,2021,1768,2021,2277,2011,2277,2021,2282,4046,2282,4046,2291xm2021,1768l2011,1768,2021,1759,2021,1768xm4032,1768l2021,1768,2021,1759,4032,1759,4032,1768xm4032,2282l4032,1759,4037,1768,4046,1768,4046,2277,4037,2277,4032,2282xm4046,1768l4037,1768,4032,1759,4046,1759,4046,1768xm2021,2282l2011,2277,2021,2277,2021,2282xm4032,2282l2021,2282,2021,2277,4032,2277,4032,2282xm4046,2282l4032,2282,4037,2277,4046,2277,4046,2282xe" filled="true" fillcolor="#000000" stroked="false">
-              <v:path arrowok="t"/>
-              <v:fill type="solid"/>
-            </v:shape>
-            <v:shape style="position:absolute;left:2880;top:1523;width:120;height:236" type="#_x0000_t75" id="docshape14" stroked="false">
-              <v:imagedata r:id="rId28" o:title=""/>
-            </v:shape>
-            <v:shape style="position:absolute;left:2006;top:2320;width:2040;height:1186" id="docshape15" coordorigin="2006,2320" coordsize="2040,1186" path="m3000,2776l2947,2776,2947,2330,2938,2320,2933,2330,2933,2776,2880,2776,2938,2896,3000,2776xm4046,2954l4032,2954,4032,2968,4032,3491,2021,3491,2021,2968,4032,2968,4032,2954,2006,2954,2006,3506,4046,3506,4046,3496,4046,3491,4046,2968,4046,2959,4046,2954xe" filled="true" fillcolor="#000000" stroked="false">
-              <v:path arrowok="t"/>
-              <v:fill type="solid"/>
-            </v:shape>
-            <v:shape style="position:absolute;left:2880;top:3544;width:120;height:351" type="#_x0000_t75" id="docshape16" stroked="false">
-              <v:imagedata r:id="rId27" o:title=""/>
-            </v:shape>
-            <v:shape style="position:absolute;left:2548;top:1126;width:889;height:247" type="#_x0000_t202" id="docshape17" filled="false" stroked="false">
-              <v:textbox inset="0,0,0,0">
-                <w:txbxContent>
-                  <w:p>
-                    <w:pPr>
-                      <w:spacing w:line="247" w:lineRule="exact" w:before="0"/>
-                      <w:ind w:left="0" w:right="0" w:firstLine="0"/>
-                      <w:jc w:val="left"/>
-                      <w:rPr>
-                        <w:sz w:val="22"/>
-                      </w:rPr>
-                    </w:pPr>
-                    <w:r>
-                      <w:rPr>
-                        <w:spacing w:val="-2"/>
-                        <w:sz w:val="22"/>
-                      </w:rPr>
-                      <w:t>Proposal</w:t>
-                    </w:r>
-                  </w:p>
-                </w:txbxContent>
-              </v:textbox>
-              <w10:wrap type="none"/>
-            </v:shape>
-            <v:shape style="position:absolute;left:2467;top:1904;width:1255;height:247" type="#_x0000_t202" id="docshape18" filled="false" stroked="false">
-              <v:textbox inset="0,0,0,0">
-                <w:txbxContent>
-                  <w:p>
-                    <w:pPr>
-                      <w:spacing w:line="247" w:lineRule="exact" w:before="0"/>
-                      <w:ind w:left="0" w:right="0" w:firstLine="0"/>
-                      <w:jc w:val="left"/>
-                      <w:rPr>
-                        <w:sz w:val="22"/>
-                      </w:rPr>
-                    </w:pPr>
-                    <w:r>
-                      <w:rPr>
-                        <w:spacing w:val="-2"/>
-                        <w:sz w:val="22"/>
-                      </w:rPr>
-                      <w:t>Investigation</w:t>
-                    </w:r>
-                  </w:p>
-                </w:txbxContent>
-              </v:textbox>
-              <w10:wrap type="none"/>
-            </v:shape>
-            <v:shape style="position:absolute;left:2251;top:3238;width:1529;height:247" type="#_x0000_t202" id="docshape19" filled="false" stroked="false">
-              <v:textbox inset="0,0,0,0">
-                <w:txbxContent>
-                  <w:p>
-                    <w:pPr>
-                      <w:spacing w:line="247" w:lineRule="exact" w:before="0"/>
-                      <w:ind w:left="0" w:right="0" w:firstLine="0"/>
-                      <w:jc w:val="left"/>
-                      <w:rPr>
-                        <w:sz w:val="22"/>
-                      </w:rPr>
-                    </w:pPr>
-                    <w:r>
-                      <w:rPr>
-                        <w:spacing w:val="-2"/>
-                        <w:sz w:val="22"/>
-                      </w:rPr>
-                      <w:t>Implementation</w:t>
-                    </w:r>
-                  </w:p>
-                </w:txbxContent>
-              </v:textbox>
-              <w10:wrap type="none"/>
-            </v:shape>
-            <w10:wrap type="none"/>
-          </v:group>
-        </w:pict>
       </w:r>
       <w:r>
         <w:rPr/>
@@ -45080,47 +44049,6 @@
       </w:pPr>
       <w:r>
         <w:rPr/>
-        <w:pict>
-          <v:group style="position:absolute;margin-left:100.32pt;margin-top:-.912103pt;width:102pt;height:26.85pt;mso-position-horizontal-relative:page;mso-position-vertical-relative:paragraph;z-index:15731200" id="docshapegroup20" coordorigin="2006,-18" coordsize="2040,537">
-            <v:shape style="position:absolute;left:2006;top:-19;width:2040;height:528" id="docshape21" coordorigin="2006,-18" coordsize="2040,528" path="m4046,510l2006,510,2006,-18,4046,-18,4046,-13,2021,-13,2011,-4,2021,-4,2021,495,2011,495,2021,500,4046,500,4046,510xm2021,-4l2011,-4,2021,-13,2021,-4xm4032,-4l2021,-4,2021,-13,4032,-13,4032,-4xm4032,500l4032,-13,4037,-4,4046,-4,4046,495,4037,495,4032,500xm4046,-4l4037,-4,4032,-13,4046,-13,4046,-4xm2021,500l2011,495,2021,495,2021,500xm4032,500l2021,500,2021,495,4032,495,4032,500xm4046,500l4032,500,4037,495,4046,495,4046,500xe" filled="true" fillcolor="#000000" stroked="false">
-              <v:path arrowok="t"/>
-              <v:fill type="solid"/>
-            </v:shape>
-            <v:shape style="position:absolute;left:2006;top:-19;width:2040;height:537" type="#_x0000_t202" id="docshape22" filled="false" stroked="false">
-              <v:textbox inset="0,0,0,0">
-                <w:txbxContent>
-                  <w:p>
-                    <w:pPr>
-                      <w:spacing w:line="240" w:lineRule="auto" w:before="7"/>
-                      <w:rPr>
-                        <w:sz w:val="24"/>
-                      </w:rPr>
-                    </w:pPr>
-                  </w:p>
-                  <w:p>
-                    <w:pPr>
-                      <w:spacing w:before="0"/>
-                      <w:ind w:left="345" w:right="0" w:firstLine="0"/>
-                      <w:jc w:val="left"/>
-                      <w:rPr>
-                        <w:sz w:val="22"/>
-                      </w:rPr>
-                    </w:pPr>
-                    <w:r>
-                      <w:rPr>
-                        <w:spacing w:val="-2"/>
-                        <w:sz w:val="22"/>
-                      </w:rPr>
-                      <w:t>Evaluation</w:t>
-                    </w:r>
-                  </w:p>
-                </w:txbxContent>
-              </v:textbox>
-              <w10:wrap type="none"/>
-            </v:shape>
-            <w10:wrap type="none"/>
-          </v:group>
-        </w:pict>
       </w:r>
       <w:r>
         <w:rPr/>
@@ -45398,104 +44326,6 @@
       </w:pPr>
       <w:r>
         <w:rPr/>
-        <w:pict>
-          <v:group style="position:absolute;margin-left:100.32pt;margin-top:8.927905pt;width:102pt;height:208.35pt;mso-position-horizontal-relative:page;mso-position-vertical-relative:paragraph;z-index:15732736" id="docshapegroup25" coordorigin="2006,179" coordsize="2040,4167">
-            <v:shape style="position:absolute;left:2006;top:178;width:2040;height:4167" id="docshape26" coordorigin="2006,179" coordsize="2040,4167" path="m4046,179l4032,179,4032,193,4032,793,2986,793,2021,793,2021,193,4032,193,4032,179,2006,179,2006,807,2976,807,2976,1494,2923,1494,2981,1604,2006,1604,2006,2233,2976,2233,2976,3452,2923,3452,2981,3563,2006,3563,2006,4345,4046,4345,4046,4340,4046,4331,4046,3577,4046,3572,4046,3563,4032,3563,4032,3577,4032,4331,2021,4331,2021,3577,4032,3577,4032,3563,2990,3563,3043,3452,2990,3452,2990,2233,4046,2233,4046,2228,4046,2219,4046,1619,4046,1614,4046,1604,4032,1604,4032,1619,4032,2219,2986,2219,2021,2219,2021,1619,4032,1619,4032,1604,2990,1604,3043,1494,2990,1494,2990,807,4046,807,4046,803,4046,793,4046,193,4046,188,4046,179xe" filled="true" fillcolor="#000000" stroked="false">
-              <v:path arrowok="t"/>
-              <v:fill type="solid"/>
-            </v:shape>
-            <v:shape style="position:absolute;left:2409;top:473;width:1257;height:247" type="#_x0000_t202" id="docshape27" filled="false" stroked="false">
-              <v:textbox inset="0,0,0,0">
-                <w:txbxContent>
-                  <w:p>
-                    <w:pPr>
-                      <w:spacing w:line="247" w:lineRule="exact" w:before="0"/>
-                      <w:ind w:left="0" w:right="0" w:firstLine="0"/>
-                      <w:jc w:val="left"/>
-                      <w:rPr>
-                        <w:sz w:val="22"/>
-                      </w:rPr>
-                    </w:pPr>
-                    <w:r>
-                      <w:rPr>
-                        <w:spacing w:val="-2"/>
-                        <w:sz w:val="22"/>
-                      </w:rPr>
-                      <w:t>Identification</w:t>
-                    </w:r>
-                  </w:p>
-                </w:txbxContent>
-              </v:textbox>
-              <w10:wrap type="none"/>
-            </v:shape>
-            <v:shape style="position:absolute;left:2409;top:1884;width:1258;height:247" type="#_x0000_t202" id="docshape28" filled="false" stroked="false">
-              <v:textbox inset="0,0,0,0">
-                <w:txbxContent>
-                  <w:p>
-                    <w:pPr>
-                      <w:spacing w:line="247" w:lineRule="exact" w:before="0"/>
-                      <w:ind w:left="0" w:right="0" w:firstLine="0"/>
-                      <w:jc w:val="left"/>
-                      <w:rPr>
-                        <w:sz w:val="22"/>
-                      </w:rPr>
-                    </w:pPr>
-                    <w:r>
-                      <w:rPr>
-                        <w:spacing w:val="-2"/>
-                        <w:sz w:val="22"/>
-                      </w:rPr>
-                      <w:t>Investigation</w:t>
-                    </w:r>
-                  </w:p>
-                </w:txbxContent>
-              </v:textbox>
-              <w10:wrap type="none"/>
-            </v:shape>
-            <v:shape style="position:absolute;left:2227;top:3703;width:1521;height:569" type="#_x0000_t202" id="docshape29" filled="false" stroked="false">
-              <v:textbox inset="0,0,0,0">
-                <w:txbxContent>
-                  <w:p>
-                    <w:pPr>
-                      <w:spacing w:line="247" w:lineRule="exact" w:before="0"/>
-                      <w:ind w:left="0" w:right="0" w:firstLine="0"/>
-                      <w:jc w:val="left"/>
-                      <w:rPr>
-                        <w:sz w:val="22"/>
-                      </w:rPr>
-                    </w:pPr>
-                    <w:r>
-                      <w:rPr>
-                        <w:spacing w:val="-2"/>
-                        <w:sz w:val="22"/>
-                      </w:rPr>
-                      <w:t>Implementation</w:t>
-                    </w:r>
-                  </w:p>
-                  <w:p>
-                    <w:pPr>
-                      <w:spacing w:before="68"/>
-                      <w:ind w:left="427" w:right="0" w:firstLine="0"/>
-                      <w:jc w:val="left"/>
-                      <w:rPr>
-                        <w:sz w:val="22"/>
-                      </w:rPr>
-                    </w:pPr>
-                    <w:r>
-                      <w:rPr>
-                        <w:spacing w:val="-2"/>
-                        <w:sz w:val="22"/>
-                      </w:rPr>
-                      <w:t>(CAPA)</w:t>
-                    </w:r>
-                  </w:p>
-                </w:txbxContent>
-              </v:textbox>
-              <w10:wrap type="none"/>
-            </v:shape>
-            <w10:wrap type="none"/>
-          </v:group>
-        </w:pict>
       </w:r>
       <w:r>
         <w:rPr/>
@@ -46140,12 +44970,6 @@
       </w:pPr>
       <w:r>
         <w:rPr/>
-        <w:pict>
-          <v:rect style="position:absolute;margin-left:66pt;margin-top:14.06586pt;width:475.44pt;height:.24pt;mso-position-horizontal-relative:page;mso-position-vertical-relative:paragraph;z-index:-15725056;mso-wrap-distance-left:0;mso-wrap-distance-right:0" id="docshape30" filled="true" fillcolor="#000000" stroked="false">
-            <v:fill type="solid"/>
-            <w10:wrap type="topAndBottom"/>
-          </v:rect>
-        </w:pict>
       </w:r>
     </w:p>
     <w:p>
@@ -46493,49 +45317,6 @@
       </w:pPr>
       <w:r>
         <w:rPr/>
-        <w:drawing>
-          <wp:anchor distT="0" distB="0" distL="0" distR="0" allowOverlap="1" layoutInCell="1" locked="0" behindDoc="0" simplePos="0" relativeHeight="15733248">
-            <wp:simplePos x="0" y="0"/>
-            <wp:positionH relativeFrom="page">
-              <wp:posOffset>1780794</wp:posOffset>
-            </wp:positionH>
-            <wp:positionV relativeFrom="paragraph">
-              <wp:posOffset>207033</wp:posOffset>
-            </wp:positionV>
-            <wp:extent cx="19812" cy="9905"/>
-            <wp:effectExtent l="0" t="0" r="0" b="0"/>
-            <wp:wrapNone/>
-            <wp:docPr id="7" name="image4.png"/>
-            <wp:cNvGraphicFramePr>
-              <a:graphicFrameLocks noChangeAspect="1"/>
-            </wp:cNvGraphicFramePr>
-            <a:graphic>
-              <a:graphicData uri="http://schemas.openxmlformats.org/drawingml/2006/picture">
-                <pic:pic>
-                  <pic:nvPicPr>
-                    <pic:cNvPr id="8" name="image4.png"/>
-                    <pic:cNvPicPr/>
-                  </pic:nvPicPr>
-                  <pic:blipFill>
-                    <a:blip r:embed="rId33" cstate="print"/>
-                    <a:stretch>
-                      <a:fillRect/>
-                    </a:stretch>
-                  </pic:blipFill>
-                  <pic:spPr>
-                    <a:xfrm>
-                      <a:off x="0" y="0"/>
-                      <a:ext cx="19812" cy="9905"/>
-                    </a:xfrm>
-                    <a:prstGeom prst="rect">
-                      <a:avLst/>
-                    </a:prstGeom>
-                  </pic:spPr>
-                </pic:pic>
-              </a:graphicData>
-            </a:graphic>
-          </wp:anchor>
-        </w:drawing>
       </w:r>
       <w:bookmarkStart w:name="263491283_2_0_sgTemplateFile.pdf" w:id="46"/>
       <w:bookmarkEnd w:id="46"/>
@@ -47459,183 +46240,6 @@
     </w:pPr>
     <w:r>
       <w:rPr/>
-      <w:pict>
-        <v:shapetype id="_x0000_t202" o:spt="202" coordsize="21600,21600" path="m,l,21600r21600,l21600,xe">
-          <v:stroke joinstyle="miter"/>
-          <v:path gradientshapeok="t" o:connecttype="rect"/>
-        </v:shapetype>
-        <v:shape style="position:absolute;margin-left:110.414001pt;margin-top:767.575989pt;width:391.2pt;height:16.45pt;mso-position-horizontal-relative:page;mso-position-vertical-relative:page;z-index:-16791040" type="#_x0000_t202" id="docshape1" filled="false" stroked="false">
-          <v:textbox inset="0,0,0,0">
-            <w:txbxContent>
-              <w:p>
-                <w:pPr>
-                  <w:spacing w:before="23"/>
-                  <w:ind w:left="20" w:right="0" w:firstLine="0"/>
-                  <w:jc w:val="left"/>
-                  <w:rPr>
-                    <w:rFonts w:ascii="Trebuchet MS"/>
-                    <w:sz w:val="24"/>
-                  </w:rPr>
-                </w:pPr>
-                <w:r>
-                  <w:rPr>
-                    <w:rFonts w:ascii="Trebuchet MS"/>
-                    <w:color w:val="191919"/>
-                    <w:spacing w:val="-6"/>
-                    <w:sz w:val="24"/>
-                  </w:rPr>
-                  <w:t>UNCONTROLLED</w:t>
-                </w:r>
-                <w:r>
-                  <w:rPr>
-                    <w:rFonts w:ascii="Trebuchet MS"/>
-                    <w:color w:val="191919"/>
-                    <w:spacing w:val="-19"/>
-                    <w:sz w:val="24"/>
-                  </w:rPr>
-                  <w:t> </w:t>
-                </w:r>
-                <w:r>
-                  <w:rPr>
-                    <w:rFonts w:ascii="Trebuchet MS"/>
-                    <w:color w:val="191919"/>
-                    <w:spacing w:val="-6"/>
-                    <w:sz w:val="24"/>
-                  </w:rPr>
-                  <w:t>COPY</w:t>
-                </w:r>
-                <w:r>
-                  <w:rPr>
-                    <w:rFonts w:ascii="Trebuchet MS"/>
-                    <w:color w:val="191919"/>
-                    <w:spacing w:val="-19"/>
-                    <w:sz w:val="24"/>
-                  </w:rPr>
-                  <w:t> </w:t>
-                </w:r>
-                <w:r>
-                  <w:rPr>
-                    <w:rFonts w:ascii="Trebuchet MS"/>
-                    <w:color w:val="191919"/>
-                    <w:spacing w:val="-6"/>
-                    <w:sz w:val="24"/>
-                  </w:rPr>
-                  <w:t>CS_WI_SU0045</w:t>
-                </w:r>
-                <w:r>
-                  <w:rPr>
-                    <w:rFonts w:ascii="Trebuchet MS"/>
-                    <w:color w:val="191919"/>
-                    <w:spacing w:val="-19"/>
-                    <w:sz w:val="24"/>
-                  </w:rPr>
-                  <w:t> </w:t>
-                </w:r>
-                <w:r>
-                  <w:rPr>
-                    <w:rFonts w:ascii="Trebuchet MS"/>
-                    <w:color w:val="191919"/>
-                    <w:spacing w:val="-6"/>
-                    <w:sz w:val="24"/>
-                  </w:rPr>
-                  <w:t>Revision</w:t>
-                </w:r>
-                <w:r>
-                  <w:rPr>
-                    <w:rFonts w:ascii="Trebuchet MS"/>
-                    <w:color w:val="191919"/>
-                    <w:spacing w:val="-19"/>
-                    <w:sz w:val="24"/>
-                  </w:rPr>
-                  <w:t> </w:t>
-                </w:r>
-                <w:r>
-                  <w:rPr>
-                    <w:rFonts w:ascii="Trebuchet MS"/>
-                    <w:color w:val="191919"/>
-                    <w:spacing w:val="-6"/>
-                    <w:sz w:val="24"/>
-                  </w:rPr>
-                  <w:t>2</w:t>
-                </w:r>
-                <w:r>
-                  <w:rPr>
-                    <w:rFonts w:ascii="Trebuchet MS"/>
-                    <w:color w:val="191919"/>
-                    <w:spacing w:val="-18"/>
-                    <w:sz w:val="24"/>
-                  </w:rPr>
-                  <w:t> </w:t>
-                </w:r>
-                <w:r>
-                  <w:rPr>
-                    <w:rFonts w:ascii="Trebuchet MS"/>
-                    <w:color w:val="191919"/>
-                    <w:spacing w:val="-6"/>
-                    <w:sz w:val="24"/>
-                  </w:rPr>
-                  <w:t>-</w:t>
-                </w:r>
-                <w:r>
-                  <w:rPr>
-                    <w:rFonts w:ascii="Trebuchet MS"/>
-                    <w:color w:val="191919"/>
-                    <w:spacing w:val="-19"/>
-                    <w:sz w:val="24"/>
-                  </w:rPr>
-                  <w:t> </w:t>
-                </w:r>
-                <w:r>
-                  <w:rPr>
-                    <w:rFonts w:ascii="Trebuchet MS"/>
-                    <w:color w:val="191919"/>
-                    <w:spacing w:val="-6"/>
-                    <w:sz w:val="24"/>
-                  </w:rPr>
-                  <w:t>EFFECTIVE</w:t>
-                </w:r>
-                <w:r>
-                  <w:rPr>
-                    <w:rFonts w:ascii="Trebuchet MS"/>
-                    <w:color w:val="191919"/>
-                    <w:spacing w:val="-19"/>
-                    <w:sz w:val="24"/>
-                  </w:rPr>
-                  <w:t> </w:t>
-                </w:r>
-                <w:r>
-                  <w:rPr>
-                    <w:rFonts w:ascii="Trebuchet MS"/>
-                    <w:color w:val="191919"/>
-                    <w:spacing w:val="-6"/>
-                    <w:sz w:val="24"/>
-                  </w:rPr>
-                  <w:t>on</w:t>
-                </w:r>
-                <w:r>
-                  <w:rPr>
-                    <w:rFonts w:ascii="Trebuchet MS"/>
-                    <w:color w:val="191919"/>
-                    <w:spacing w:val="-19"/>
-                    <w:sz w:val="24"/>
-                  </w:rPr>
-                  <w:t> </w:t>
-                </w:r>
-                <w:r>
-                  <w:rPr>
-                    <w:rFonts w:ascii="Trebuchet MS"/>
-                    <w:color w:val="191919"/>
-                    <w:spacing w:val="-6"/>
-                    <w:sz w:val="24"/>
-                  </w:rPr>
-                  <w:t>01-Feb-2022</w:t>
-                </w:r>
-              </w:p>
-            </w:txbxContent>
-          </v:textbox>
-          <w10:wrap type="none"/>
-        </v:shape>
-      </w:pict>
     </w:r>
   </w:p>
 </w:ftr>
@@ -47653,531 +46257,9 @@
     </w:pPr>
     <w:r>
       <w:rPr/>
-      <w:pict>
-        <v:rect style="position:absolute;margin-left:66pt;margin-top:734.400024pt;width:475.44pt;height:.24pt;mso-position-horizontal-relative:page;mso-position-vertical-relative:page;z-index:-16790016" id="docshape4" filled="true" fillcolor="#000000" stroked="false">
-          <v:fill type="solid"/>
-          <w10:wrap type="none"/>
-        </v:rect>
-      </w:pict>
     </w:r>
     <w:r>
       <w:rPr/>
-      <w:pict>
-        <v:shape style="position:absolute;margin-left:66.440002pt;margin-top:734.870239pt;width:468.3pt;height:49.15pt;mso-position-horizontal-relative:page;mso-position-vertical-relative:page;z-index:-16789504" type="#_x0000_t202" id="docshape5" filled="false" stroked="false">
-          <v:textbox inset="0,0,0,0">
-            <w:txbxContent>
-              <w:p>
-                <w:pPr>
-                  <w:spacing w:line="183" w:lineRule="exact" w:before="13"/>
-                  <w:ind w:left="4244" w:right="0" w:firstLine="0"/>
-                  <w:jc w:val="left"/>
-                  <w:rPr>
-                    <w:sz w:val="16"/>
-                  </w:rPr>
-                </w:pPr>
-                <w:r>
-                  <w:rPr>
-                    <w:sz w:val="16"/>
-                  </w:rPr>
-                  <w:t>Page</w:t>
-                </w:r>
-                <w:r>
-                  <w:rPr>
-                    <w:spacing w:val="-2"/>
-                    <w:sz w:val="16"/>
-                  </w:rPr>
-                  <w:t> </w:t>
-                </w:r>
-                <w:r>
-                  <w:rPr>
-                    <w:sz w:val="16"/>
-                  </w:rPr>
-                  <w:fldChar w:fldCharType="begin"/>
-                </w:r>
-                <w:r>
-                  <w:rPr>
-                    <w:sz w:val="16"/>
-                  </w:rPr>
-                  <w:instrText> PAGE </w:instrText>
-                </w:r>
-                <w:r>
-                  <w:rPr>
-                    <w:sz w:val="16"/>
-                  </w:rPr>
-                  <w:fldChar w:fldCharType="separate"/>
-                </w:r>
-                <w:r>
-                  <w:rPr>
-                    <w:sz w:val="16"/>
-                  </w:rPr>
-                  <w:t>10</w:t>
-                </w:r>
-                <w:r>
-                  <w:rPr>
-                    <w:sz w:val="16"/>
-                  </w:rPr>
-                  <w:fldChar w:fldCharType="end"/>
-                </w:r>
-                <w:r>
-                  <w:rPr>
-                    <w:spacing w:val="-4"/>
-                    <w:sz w:val="16"/>
-                  </w:rPr>
-                  <w:t> </w:t>
-                </w:r>
-                <w:r>
-                  <w:rPr>
-                    <w:sz w:val="16"/>
-                  </w:rPr>
-                  <w:t>of</w:t>
-                </w:r>
-                <w:r>
-                  <w:rPr>
-                    <w:spacing w:val="1"/>
-                    <w:sz w:val="16"/>
-                  </w:rPr>
-                  <w:t> </w:t>
-                </w:r>
-                <w:r>
-                  <w:rPr>
-                    <w:spacing w:val="-5"/>
-                    <w:sz w:val="16"/>
-                  </w:rPr>
-                  <w:t>15</w:t>
-                </w:r>
-              </w:p>
-              <w:p>
-                <w:pPr>
-                  <w:spacing w:line="244" w:lineRule="auto" w:before="0"/>
-                  <w:ind w:left="20" w:right="0" w:firstLine="0"/>
-                  <w:jc w:val="left"/>
-                  <w:rPr>
-                    <w:sz w:val="16"/>
-                  </w:rPr>
-                </w:pPr>
-                <w:r>
-                  <w:rPr>
-                    <w:sz w:val="16"/>
-                  </w:rPr>
-                  <w:t>Copyright</w:t>
-                </w:r>
-                <w:r>
-                  <w:rPr>
-                    <w:spacing w:val="-2"/>
-                    <w:sz w:val="16"/>
-                  </w:rPr>
-                  <w:t> </w:t>
-                </w:r>
-                <w:r>
-                  <w:rPr>
-                    <w:sz w:val="16"/>
-                  </w:rPr>
-                  <w:t>©</w:t>
-                </w:r>
-                <w:r>
-                  <w:rPr>
-                    <w:spacing w:val="-2"/>
-                    <w:sz w:val="16"/>
-                  </w:rPr>
-                  <w:t> </w:t>
-                </w:r>
-                <w:r>
-                  <w:rPr>
-                    <w:sz w:val="16"/>
-                  </w:rPr>
-                  <w:t>2020,</w:t>
-                </w:r>
-                <w:r>
-                  <w:rPr>
-                    <w:spacing w:val="-1"/>
-                    <w:sz w:val="16"/>
-                  </w:rPr>
-                  <w:t> </w:t>
-                </w:r>
-                <w:r>
-                  <w:rPr>
-                    <w:sz w:val="16"/>
-                  </w:rPr>
-                  <w:t>2022</w:t>
-                </w:r>
-                <w:r>
-                  <w:rPr>
-                    <w:spacing w:val="-6"/>
-                    <w:sz w:val="16"/>
-                  </w:rPr>
-                  <w:t> </w:t>
-                </w:r>
-                <w:r>
-                  <w:rPr>
-                    <w:sz w:val="16"/>
-                  </w:rPr>
-                  <w:t>IQVIA.</w:t>
-                </w:r>
-                <w:r>
-                  <w:rPr>
-                    <w:spacing w:val="-2"/>
-                    <w:sz w:val="16"/>
-                  </w:rPr>
-                  <w:t> </w:t>
-                </w:r>
-                <w:r>
-                  <w:rPr>
-                    <w:sz w:val="16"/>
-                  </w:rPr>
-                  <w:t>All</w:t>
-                </w:r>
-                <w:r>
-                  <w:rPr>
-                    <w:spacing w:val="-3"/>
-                    <w:sz w:val="16"/>
-                  </w:rPr>
-                  <w:t> </w:t>
-                </w:r>
-                <w:r>
-                  <w:rPr>
-                    <w:sz w:val="16"/>
-                  </w:rPr>
-                  <w:t>rights</w:t>
-                </w:r>
-                <w:r>
-                  <w:rPr>
-                    <w:spacing w:val="-3"/>
-                    <w:sz w:val="16"/>
-                  </w:rPr>
-                  <w:t> </w:t>
-                </w:r>
-                <w:r>
-                  <w:rPr>
-                    <w:sz w:val="16"/>
-                  </w:rPr>
-                  <w:t>reserved.</w:t>
-                </w:r>
-                <w:r>
-                  <w:rPr>
-                    <w:spacing w:val="-3"/>
-                    <w:sz w:val="16"/>
-                  </w:rPr>
-                  <w:t> </w:t>
-                </w:r>
-                <w:r>
-                  <w:rPr>
-                    <w:sz w:val="16"/>
-                  </w:rPr>
-                  <w:t>The</w:t>
-                </w:r>
-                <w:r>
-                  <w:rPr>
-                    <w:spacing w:val="-2"/>
-                    <w:sz w:val="16"/>
-                  </w:rPr>
-                  <w:t> </w:t>
-                </w:r>
-                <w:r>
-                  <w:rPr>
-                    <w:sz w:val="16"/>
-                  </w:rPr>
-                  <w:t>contents</w:t>
-                </w:r>
-                <w:r>
-                  <w:rPr>
-                    <w:spacing w:val="-3"/>
-                    <w:sz w:val="16"/>
-                  </w:rPr>
-                  <w:t> </w:t>
-                </w:r>
-                <w:r>
-                  <w:rPr>
-                    <w:sz w:val="16"/>
-                  </w:rPr>
-                  <w:t>of</w:t>
-                </w:r>
-                <w:r>
-                  <w:rPr>
-                    <w:spacing w:val="-3"/>
-                    <w:sz w:val="16"/>
-                  </w:rPr>
-                  <w:t> </w:t>
-                </w:r>
-                <w:r>
-                  <w:rPr>
-                    <w:sz w:val="16"/>
-                  </w:rPr>
-                  <w:t>this</w:t>
-                </w:r>
-                <w:r>
-                  <w:rPr>
-                    <w:spacing w:val="-2"/>
-                    <w:sz w:val="16"/>
-                  </w:rPr>
-                  <w:t> </w:t>
-                </w:r>
-                <w:r>
-                  <w:rPr>
-                    <w:sz w:val="16"/>
-                  </w:rPr>
-                  <w:t>document</w:t>
-                </w:r>
-                <w:r>
-                  <w:rPr>
-                    <w:spacing w:val="-3"/>
-                    <w:sz w:val="16"/>
-                  </w:rPr>
-                  <w:t> </w:t>
-                </w:r>
-                <w:r>
-                  <w:rPr>
-                    <w:sz w:val="16"/>
-                  </w:rPr>
-                  <w:t>are</w:t>
-                </w:r>
-                <w:r>
-                  <w:rPr>
-                    <w:spacing w:val="-3"/>
-                    <w:sz w:val="16"/>
-                  </w:rPr>
-                  <w:t> </w:t>
-                </w:r>
-                <w:r>
-                  <w:rPr>
-                    <w:sz w:val="16"/>
-                  </w:rPr>
-                  <w:t>confidential</w:t>
-                </w:r>
-                <w:r>
-                  <w:rPr>
-                    <w:spacing w:val="-3"/>
-                    <w:sz w:val="16"/>
-                  </w:rPr>
-                  <w:t> </w:t>
-                </w:r>
-                <w:r>
-                  <w:rPr>
-                    <w:sz w:val="16"/>
-                  </w:rPr>
-                  <w:t>and</w:t>
-                </w:r>
-                <w:r>
-                  <w:rPr>
-                    <w:spacing w:val="-3"/>
-                    <w:sz w:val="16"/>
-                  </w:rPr>
-                  <w:t> </w:t>
-                </w:r>
-                <w:r>
-                  <w:rPr>
-                    <w:sz w:val="16"/>
-                  </w:rPr>
-                  <w:t>proprietary</w:t>
-                </w:r>
-                <w:r>
-                  <w:rPr>
-                    <w:spacing w:val="-3"/>
-                    <w:sz w:val="16"/>
-                  </w:rPr>
-                  <w:t> </w:t>
-                </w:r>
-                <w:r>
-                  <w:rPr>
-                    <w:sz w:val="16"/>
-                  </w:rPr>
-                  <w:t>to</w:t>
-                </w:r>
-                <w:r>
-                  <w:rPr>
-                    <w:spacing w:val="-2"/>
-                    <w:sz w:val="16"/>
-                  </w:rPr>
-                  <w:t> </w:t>
-                </w:r>
-                <w:r>
-                  <w:rPr>
-                    <w:sz w:val="16"/>
-                  </w:rPr>
-                  <w:t>IQVIA</w:t>
-                </w:r>
-                <w:r>
-                  <w:rPr>
-                    <w:spacing w:val="-4"/>
-                    <w:sz w:val="16"/>
-                  </w:rPr>
-                  <w:t> </w:t>
-                </w:r>
-                <w:r>
-                  <w:rPr>
-                    <w:sz w:val="16"/>
-                  </w:rPr>
-                  <w:t>Holdings Inc. and its subsidiaries. Unauthorized use, disclosure or reproduction is strictly prohibited.</w:t>
-                </w:r>
-              </w:p>
-              <w:p>
-                <w:pPr>
-                  <w:spacing w:before="105"/>
-                  <w:ind w:left="899" w:right="0" w:firstLine="0"/>
-                  <w:jc w:val="left"/>
-                  <w:rPr>
-                    <w:rFonts w:ascii="Trebuchet MS"/>
-                    <w:sz w:val="24"/>
-                  </w:rPr>
-                </w:pPr>
-                <w:r>
-                  <w:rPr>
-                    <w:rFonts w:ascii="Trebuchet MS"/>
-                    <w:color w:val="191919"/>
-                    <w:spacing w:val="-6"/>
-                    <w:sz w:val="24"/>
-                  </w:rPr>
-                  <w:t>UNCONTROLLED</w:t>
-                </w:r>
-                <w:r>
-                  <w:rPr>
-                    <w:rFonts w:ascii="Trebuchet MS"/>
-                    <w:color w:val="191919"/>
-                    <w:spacing w:val="-19"/>
-                    <w:sz w:val="24"/>
-                  </w:rPr>
-                  <w:t> </w:t>
-                </w:r>
-                <w:r>
-                  <w:rPr>
-                    <w:rFonts w:ascii="Trebuchet MS"/>
-                    <w:color w:val="191919"/>
-                    <w:spacing w:val="-6"/>
-                    <w:sz w:val="24"/>
-                  </w:rPr>
-                  <w:t>COPY</w:t>
-                </w:r>
-                <w:r>
-                  <w:rPr>
-                    <w:rFonts w:ascii="Trebuchet MS"/>
-                    <w:color w:val="191919"/>
-                    <w:spacing w:val="-19"/>
-                    <w:sz w:val="24"/>
-                  </w:rPr>
-                  <w:t> </w:t>
-                </w:r>
-                <w:r>
-                  <w:rPr>
-                    <w:rFonts w:ascii="Trebuchet MS"/>
-                    <w:color w:val="191919"/>
-                    <w:spacing w:val="-6"/>
-                    <w:sz w:val="24"/>
-                  </w:rPr>
-                  <w:t>CS_WI_SU0045</w:t>
-                </w:r>
-                <w:r>
-                  <w:rPr>
-                    <w:rFonts w:ascii="Trebuchet MS"/>
-                    <w:color w:val="191919"/>
-                    <w:spacing w:val="-19"/>
-                    <w:sz w:val="24"/>
-                  </w:rPr>
-                  <w:t> </w:t>
-                </w:r>
-                <w:r>
-                  <w:rPr>
-                    <w:rFonts w:ascii="Trebuchet MS"/>
-                    <w:color w:val="191919"/>
-                    <w:spacing w:val="-6"/>
-                    <w:sz w:val="24"/>
-                  </w:rPr>
-                  <w:t>Revision</w:t>
-                </w:r>
-                <w:r>
-                  <w:rPr>
-                    <w:rFonts w:ascii="Trebuchet MS"/>
-                    <w:color w:val="191919"/>
-                    <w:spacing w:val="-19"/>
-                    <w:sz w:val="24"/>
-                  </w:rPr>
-                  <w:t> </w:t>
-                </w:r>
-                <w:r>
-                  <w:rPr>
-                    <w:rFonts w:ascii="Trebuchet MS"/>
-                    <w:color w:val="191919"/>
-                    <w:spacing w:val="-6"/>
-                    <w:sz w:val="24"/>
-                  </w:rPr>
-                  <w:t>2</w:t>
-                </w:r>
-                <w:r>
-                  <w:rPr>
-                    <w:rFonts w:ascii="Trebuchet MS"/>
-                    <w:color w:val="191919"/>
-                    <w:spacing w:val="-18"/>
-                    <w:sz w:val="24"/>
-                  </w:rPr>
-                  <w:t> </w:t>
-                </w:r>
-                <w:r>
-                  <w:rPr>
-                    <w:rFonts w:ascii="Trebuchet MS"/>
-                    <w:color w:val="191919"/>
-                    <w:spacing w:val="-6"/>
-                    <w:sz w:val="24"/>
-                  </w:rPr>
-                  <w:t>-</w:t>
-                </w:r>
-                <w:r>
-                  <w:rPr>
-                    <w:rFonts w:ascii="Trebuchet MS"/>
-                    <w:color w:val="191919"/>
-                    <w:spacing w:val="-19"/>
-                    <w:sz w:val="24"/>
-                  </w:rPr>
-                  <w:t> </w:t>
-                </w:r>
-                <w:r>
-                  <w:rPr>
-                    <w:rFonts w:ascii="Trebuchet MS"/>
-                    <w:color w:val="191919"/>
-                    <w:spacing w:val="-6"/>
-                    <w:sz w:val="24"/>
-                  </w:rPr>
-                  <w:t>EFFECTIVE</w:t>
-                </w:r>
-                <w:r>
-                  <w:rPr>
-                    <w:rFonts w:ascii="Trebuchet MS"/>
-                    <w:color w:val="191919"/>
-                    <w:spacing w:val="-19"/>
-                    <w:sz w:val="24"/>
-                  </w:rPr>
-                  <w:t> </w:t>
-                </w:r>
-                <w:r>
-                  <w:rPr>
-                    <w:rFonts w:ascii="Trebuchet MS"/>
-                    <w:color w:val="191919"/>
-                    <w:spacing w:val="-6"/>
-                    <w:sz w:val="24"/>
-                  </w:rPr>
-                  <w:t>on</w:t>
-                </w:r>
-                <w:r>
-                  <w:rPr>
-                    <w:rFonts w:ascii="Trebuchet MS"/>
-                    <w:color w:val="191919"/>
-                    <w:spacing w:val="-19"/>
-                    <w:sz w:val="24"/>
-                  </w:rPr>
-                  <w:t> </w:t>
-                </w:r>
-                <w:r>
-                  <w:rPr>
-                    <w:rFonts w:ascii="Trebuchet MS"/>
-                    <w:color w:val="191919"/>
-                    <w:spacing w:val="-6"/>
-                    <w:sz w:val="24"/>
-                  </w:rPr>
-                  <w:t>01-Feb-2022</w:t>
-                </w:r>
-              </w:p>
-            </w:txbxContent>
-          </v:textbox>
-          <w10:wrap type="none"/>
-        </v:shape>
-      </w:pict>
     </w:r>
   </w:p>
 </w:ftr>
@@ -48195,179 +46277,6 @@
     </w:pPr>
     <w:r>
       <w:rPr/>
-      <w:pict>
-        <v:shape style="position:absolute;margin-left:110.414001pt;margin-top:767.575989pt;width:391.2pt;height:16.45pt;mso-position-horizontal-relative:page;mso-position-vertical-relative:page;z-index:-16788480" type="#_x0000_t202" id="docshape24" filled="false" stroked="false">
-          <v:textbox inset="0,0,0,0">
-            <w:txbxContent>
-              <w:p>
-                <w:pPr>
-                  <w:spacing w:before="23"/>
-                  <w:ind w:left="20" w:right="0" w:firstLine="0"/>
-                  <w:jc w:val="left"/>
-                  <w:rPr>
-                    <w:rFonts w:ascii="Trebuchet MS"/>
-                    <w:sz w:val="24"/>
-                  </w:rPr>
-                </w:pPr>
-                <w:r>
-                  <w:rPr>
-                    <w:rFonts w:ascii="Trebuchet MS"/>
-                    <w:color w:val="191919"/>
-                    <w:spacing w:val="-6"/>
-                    <w:sz w:val="24"/>
-                  </w:rPr>
-                  <w:t>UNCONTROLLED</w:t>
-                </w:r>
-                <w:r>
-                  <w:rPr>
-                    <w:rFonts w:ascii="Trebuchet MS"/>
-                    <w:color w:val="191919"/>
-                    <w:spacing w:val="-19"/>
-                    <w:sz w:val="24"/>
-                  </w:rPr>
-                  <w:t> </w:t>
-                </w:r>
-                <w:r>
-                  <w:rPr>
-                    <w:rFonts w:ascii="Trebuchet MS"/>
-                    <w:color w:val="191919"/>
-                    <w:spacing w:val="-6"/>
-                    <w:sz w:val="24"/>
-                  </w:rPr>
-                  <w:t>COPY</w:t>
-                </w:r>
-                <w:r>
-                  <w:rPr>
-                    <w:rFonts w:ascii="Trebuchet MS"/>
-                    <w:color w:val="191919"/>
-                    <w:spacing w:val="-19"/>
-                    <w:sz w:val="24"/>
-                  </w:rPr>
-                  <w:t> </w:t>
-                </w:r>
-                <w:r>
-                  <w:rPr>
-                    <w:rFonts w:ascii="Trebuchet MS"/>
-                    <w:color w:val="191919"/>
-                    <w:spacing w:val="-6"/>
-                    <w:sz w:val="24"/>
-                  </w:rPr>
-                  <w:t>CS_WI_SU0045</w:t>
-                </w:r>
-                <w:r>
-                  <w:rPr>
-                    <w:rFonts w:ascii="Trebuchet MS"/>
-                    <w:color w:val="191919"/>
-                    <w:spacing w:val="-19"/>
-                    <w:sz w:val="24"/>
-                  </w:rPr>
-                  <w:t> </w:t>
-                </w:r>
-                <w:r>
-                  <w:rPr>
-                    <w:rFonts w:ascii="Trebuchet MS"/>
-                    <w:color w:val="191919"/>
-                    <w:spacing w:val="-6"/>
-                    <w:sz w:val="24"/>
-                  </w:rPr>
-                  <w:t>Revision</w:t>
-                </w:r>
-                <w:r>
-                  <w:rPr>
-                    <w:rFonts w:ascii="Trebuchet MS"/>
-                    <w:color w:val="191919"/>
-                    <w:spacing w:val="-19"/>
-                    <w:sz w:val="24"/>
-                  </w:rPr>
-                  <w:t> </w:t>
-                </w:r>
-                <w:r>
-                  <w:rPr>
-                    <w:rFonts w:ascii="Trebuchet MS"/>
-                    <w:color w:val="191919"/>
-                    <w:spacing w:val="-6"/>
-                    <w:sz w:val="24"/>
-                  </w:rPr>
-                  <w:t>2</w:t>
-                </w:r>
-                <w:r>
-                  <w:rPr>
-                    <w:rFonts w:ascii="Trebuchet MS"/>
-                    <w:color w:val="191919"/>
-                    <w:spacing w:val="-18"/>
-                    <w:sz w:val="24"/>
-                  </w:rPr>
-                  <w:t> </w:t>
-                </w:r>
-                <w:r>
-                  <w:rPr>
-                    <w:rFonts w:ascii="Trebuchet MS"/>
-                    <w:color w:val="191919"/>
-                    <w:spacing w:val="-6"/>
-                    <w:sz w:val="24"/>
-                  </w:rPr>
-                  <w:t>-</w:t>
-                </w:r>
-                <w:r>
-                  <w:rPr>
-                    <w:rFonts w:ascii="Trebuchet MS"/>
-                    <w:color w:val="191919"/>
-                    <w:spacing w:val="-19"/>
-                    <w:sz w:val="24"/>
-                  </w:rPr>
-                  <w:t> </w:t>
-                </w:r>
-                <w:r>
-                  <w:rPr>
-                    <w:rFonts w:ascii="Trebuchet MS"/>
-                    <w:color w:val="191919"/>
-                    <w:spacing w:val="-6"/>
-                    <w:sz w:val="24"/>
-                  </w:rPr>
-                  <w:t>EFFECTIVE</w:t>
-                </w:r>
-                <w:r>
-                  <w:rPr>
-                    <w:rFonts w:ascii="Trebuchet MS"/>
-                    <w:color w:val="191919"/>
-                    <w:spacing w:val="-19"/>
-                    <w:sz w:val="24"/>
-                  </w:rPr>
-                  <w:t> </w:t>
-                </w:r>
-                <w:r>
-                  <w:rPr>
-                    <w:rFonts w:ascii="Trebuchet MS"/>
-                    <w:color w:val="191919"/>
-                    <w:spacing w:val="-6"/>
-                    <w:sz w:val="24"/>
-                  </w:rPr>
-                  <w:t>on</w:t>
-                </w:r>
-                <w:r>
-                  <w:rPr>
-                    <w:rFonts w:ascii="Trebuchet MS"/>
-                    <w:color w:val="191919"/>
-                    <w:spacing w:val="-19"/>
-                    <w:sz w:val="24"/>
-                  </w:rPr>
-                  <w:t> </w:t>
-                </w:r>
-                <w:r>
-                  <w:rPr>
-                    <w:rFonts w:ascii="Trebuchet MS"/>
-                    <w:color w:val="191919"/>
-                    <w:spacing w:val="-6"/>
-                    <w:sz w:val="24"/>
-                  </w:rPr>
-                  <w:t>01-Feb-2022</w:t>
-                </w:r>
-              </w:p>
-            </w:txbxContent>
-          </v:textbox>
-          <w10:wrap type="none"/>
-        </v:shape>
-      </w:pict>
     </w:r>
   </w:p>
 </w:ftr>
@@ -48385,180 +46294,27 @@
     </w:pPr>
     <w:r>
       <w:rPr/>
-      <w:pict>
-        <v:shape style="position:absolute;margin-left:110.414001pt;margin-top:767.575989pt;width:391.2pt;height:16.45pt;mso-position-horizontal-relative:page;mso-position-vertical-relative:page;z-index:-16787968" type="#_x0000_t202" id="docshape31" filled="false" stroked="false">
-          <v:textbox inset="0,0,0,0">
-            <w:txbxContent>
-              <w:p>
-                <w:pPr>
-                  <w:spacing w:before="23"/>
-                  <w:ind w:left="20" w:right="0" w:firstLine="0"/>
-                  <w:jc w:val="left"/>
-                  <w:rPr>
-                    <w:rFonts w:ascii="Trebuchet MS"/>
-                    <w:sz w:val="24"/>
-                  </w:rPr>
-                </w:pPr>
-                <w:r>
-                  <w:rPr>
-                    <w:rFonts w:ascii="Trebuchet MS"/>
-                    <w:color w:val="191919"/>
-                    <w:spacing w:val="-6"/>
-                    <w:sz w:val="24"/>
-                  </w:rPr>
-                  <w:t>UNCONTROLLED</w:t>
-                </w:r>
-                <w:r>
-                  <w:rPr>
-                    <w:rFonts w:ascii="Trebuchet MS"/>
-                    <w:color w:val="191919"/>
-                    <w:spacing w:val="-19"/>
-                    <w:sz w:val="24"/>
-                  </w:rPr>
-                  <w:t> </w:t>
-                </w:r>
-                <w:r>
-                  <w:rPr>
-                    <w:rFonts w:ascii="Trebuchet MS"/>
-                    <w:color w:val="191919"/>
-                    <w:spacing w:val="-6"/>
-                    <w:sz w:val="24"/>
-                  </w:rPr>
-                  <w:t>COPY</w:t>
-                </w:r>
-                <w:r>
-                  <w:rPr>
-                    <w:rFonts w:ascii="Trebuchet MS"/>
-                    <w:color w:val="191919"/>
-                    <w:spacing w:val="-19"/>
-                    <w:sz w:val="24"/>
-                  </w:rPr>
-                  <w:t> </w:t>
-                </w:r>
-                <w:r>
-                  <w:rPr>
-                    <w:rFonts w:ascii="Trebuchet MS"/>
-                    <w:color w:val="191919"/>
-                    <w:spacing w:val="-6"/>
-                    <w:sz w:val="24"/>
-                  </w:rPr>
-                  <w:t>CS_WI_SU0045</w:t>
-                </w:r>
-                <w:r>
-                  <w:rPr>
-                    <w:rFonts w:ascii="Trebuchet MS"/>
-                    <w:color w:val="191919"/>
-                    <w:spacing w:val="-19"/>
-                    <w:sz w:val="24"/>
-                  </w:rPr>
-                  <w:t> </w:t>
-                </w:r>
-                <w:r>
-                  <w:rPr>
-                    <w:rFonts w:ascii="Trebuchet MS"/>
-                    <w:color w:val="191919"/>
-                    <w:spacing w:val="-6"/>
-                    <w:sz w:val="24"/>
-                  </w:rPr>
-                  <w:t>Revision</w:t>
-                </w:r>
-                <w:r>
-                  <w:rPr>
-                    <w:rFonts w:ascii="Trebuchet MS"/>
-                    <w:color w:val="191919"/>
-                    <w:spacing w:val="-19"/>
-                    <w:sz w:val="24"/>
-                  </w:rPr>
-                  <w:t> </w:t>
-                </w:r>
-                <w:r>
-                  <w:rPr>
-                    <w:rFonts w:ascii="Trebuchet MS"/>
-                    <w:color w:val="191919"/>
-                    <w:spacing w:val="-6"/>
-                    <w:sz w:val="24"/>
-                  </w:rPr>
-                  <w:t>2</w:t>
-                </w:r>
-                <w:r>
-                  <w:rPr>
-                    <w:rFonts w:ascii="Trebuchet MS"/>
-                    <w:color w:val="191919"/>
-                    <w:spacing w:val="-18"/>
-                    <w:sz w:val="24"/>
-                  </w:rPr>
-                  <w:t> </w:t>
-                </w:r>
-                <w:r>
-                  <w:rPr>
-                    <w:rFonts w:ascii="Trebuchet MS"/>
-                    <w:color w:val="191919"/>
-                    <w:spacing w:val="-6"/>
-                    <w:sz w:val="24"/>
-                  </w:rPr>
-                  <w:t>-</w:t>
-                </w:r>
-                <w:r>
-                  <w:rPr>
-                    <w:rFonts w:ascii="Trebuchet MS"/>
-                    <w:color w:val="191919"/>
-                    <w:spacing w:val="-19"/>
-                    <w:sz w:val="24"/>
-                  </w:rPr>
-                  <w:t> </w:t>
-                </w:r>
-                <w:r>
-                  <w:rPr>
-                    <w:rFonts w:ascii="Trebuchet MS"/>
-                    <w:color w:val="191919"/>
-                    <w:spacing w:val="-6"/>
-                    <w:sz w:val="24"/>
-                  </w:rPr>
-                  <w:t>EFFECTIVE</w:t>
-                </w:r>
-                <w:r>
-                  <w:rPr>
-                    <w:rFonts w:ascii="Trebuchet MS"/>
-                    <w:color w:val="191919"/>
-                    <w:spacing w:val="-19"/>
-                    <w:sz w:val="24"/>
-                  </w:rPr>
-                  <w:t> </w:t>
-                </w:r>
-                <w:r>
-                  <w:rPr>
-                    <w:rFonts w:ascii="Trebuchet MS"/>
-                    <w:color w:val="191919"/>
-                    <w:spacing w:val="-6"/>
-                    <w:sz w:val="24"/>
-                  </w:rPr>
-                  <w:t>on</w:t>
-                </w:r>
-                <w:r>
-                  <w:rPr>
-                    <w:rFonts w:ascii="Trebuchet MS"/>
-                    <w:color w:val="191919"/>
-                    <w:spacing w:val="-19"/>
-                    <w:sz w:val="24"/>
-                  </w:rPr>
-                  <w:t> </w:t>
-                </w:r>
-                <w:r>
-                  <w:rPr>
-                    <w:rFonts w:ascii="Trebuchet MS"/>
-                    <w:color w:val="191919"/>
-                    <w:spacing w:val="-6"/>
-                    <w:sz w:val="24"/>
-                  </w:rPr>
-                  <w:t>01-Feb-2022</w:t>
-                </w:r>
-              </w:p>
-            </w:txbxContent>
-          </v:textbox>
-          <w10:wrap type="none"/>
-        </v:shape>
-      </w:pict>
     </w:r>
+  </w:p>
+</w:ftr>
+</file>
+
+<file path=word/footer5.xml><?xml version="1.0" encoding="utf-8"?>
+<w:ftr xmlns:m="http://schemas.openxmlformats.org/officeDocument/2006/math" xmlns:mc="http://schemas.openxmlformats.org/markup-compatibility/2006" xmlns:mo="http://schemas.microsoft.com/office/mac/office/2008/main" xmlns:mv="urn:schemas-microsoft-com:mac:vml" xmlns:o="urn:schemas-microsoft-com:office:office" xmlns:r="http://schemas.openxmlformats.org/officeDocument/2006/relationships" xmlns:v="urn:schemas-microsoft-com:vml" xmlns:w10="urn:schemas-microsoft-com:office:word" xmlns:w14="http://schemas.microsoft.com/office/word/2010/wordml" xmlns:w="http://schemas.openxmlformats.org/wordprocessingml/2006/main" xmlns:wne="http://schemas.microsoft.com/office/word/2006/wordml" xmlns:wp14="http://schemas.microsoft.com/office/word/2010/wordprocessingDrawing" xmlns:wp="http://schemas.openxmlformats.org/drawingml/2006/wordprocessingDrawing" xmlns:wpc="http://schemas.microsoft.com/office/word/2010/wordprocessingCanvas" xmlns:wpg="http://schemas.microsoft.com/office/word/2010/wordprocessingGroup" xmlns:wpi="http://schemas.microsoft.com/office/word/2010/wordprocessingInk" xmlns:wps="http://schemas.microsoft.com/office/word/2010/wordprocessingShape" mc:Ignorable="w14 wp14">
+  <w:p>
+    <w:pPr>
+      <w:pStyle w:val="Footer"/>
+    </w:pPr>
+  </w:p>
+</w:ftr>
+</file>
+
+<file path=word/footer6.xml><?xml version="1.0" encoding="utf-8"?>
+<w:ftr xmlns:m="http://schemas.openxmlformats.org/officeDocument/2006/math" xmlns:mc="http://schemas.openxmlformats.org/markup-compatibility/2006" xmlns:mo="http://schemas.microsoft.com/office/mac/office/2008/main" xmlns:mv="urn:schemas-microsoft-com:mac:vml" xmlns:o="urn:schemas-microsoft-com:office:office" xmlns:r="http://schemas.openxmlformats.org/officeDocument/2006/relationships" xmlns:v="urn:schemas-microsoft-com:vml" xmlns:w10="urn:schemas-microsoft-com:office:word" xmlns:w14="http://schemas.microsoft.com/office/word/2010/wordml" xmlns:w="http://schemas.openxmlformats.org/wordprocessingml/2006/main" xmlns:wne="http://schemas.microsoft.com/office/word/2006/wordml" xmlns:wp14="http://schemas.microsoft.com/office/word/2010/wordprocessingDrawing" xmlns:wp="http://schemas.openxmlformats.org/drawingml/2006/wordprocessingDrawing" xmlns:wpc="http://schemas.microsoft.com/office/word/2010/wordprocessingCanvas" xmlns:wpg="http://schemas.microsoft.com/office/word/2010/wordprocessingGroup" xmlns:wpi="http://schemas.microsoft.com/office/word/2010/wordprocessingInk" xmlns:wps="http://schemas.microsoft.com/office/word/2010/wordprocessingShape" mc:Ignorable="w14 wp14">
+  <w:p>
+    <w:pPr>
+      <w:pStyle w:val="Footer"/>
+    </w:pPr>
   </w:p>
 </w:ftr>
 </file>
@@ -48575,371 +46331,9 @@
     </w:pPr>
     <w:r>
       <w:rPr/>
-      <w:pict>
-        <v:shape style="position:absolute;margin-left:66.360001pt;margin-top:48.719971pt;width:479.3pt;height:90.5pt;mso-position-horizontal-relative:page;mso-position-vertical-relative:page;z-index:15729152" type="#_x0000_t202" id="docshape3" filled="false" stroked="false">
-          <v:textbox inset="0,0,0,0">
-            <w:txbxContent>
-              <w:tbl>
-                <w:tblPr>
-                  <w:tblW w:w="0" w:type="auto"/>
-                  <w:jc w:val="left"/>
-                  <w:tblInd w:w="65" w:type="dxa"/>
-                  <w:tblBorders>
-                    <w:top w:val="single" w:sz="4" w:space="0" w:color="000000"/>
-                    <w:left w:val="single" w:sz="4" w:space="0" w:color="000000"/>
-                    <w:bottom w:val="single" w:sz="4" w:space="0" w:color="000000"/>
-                    <w:right w:val="single" w:sz="4" w:space="0" w:color="000000"/>
-                    <w:insideH w:val="single" w:sz="4" w:space="0" w:color="000000"/>
-                    <w:insideV w:val="single" w:sz="4" w:space="0" w:color="000000"/>
-                  </w:tblBorders>
-                  <w:tblLayout w:type="fixed"/>
-                  <w:tblCellMar>
-                    <w:top w:w="0" w:type="dxa"/>
-                    <w:left w:w="0" w:type="dxa"/>
-                    <w:bottom w:w="0" w:type="dxa"/>
-                    <w:right w:w="0" w:type="dxa"/>
-                  </w:tblCellMar>
-                  <w:tblLook w:val="01E0"/>
-                </w:tblPr>
-                <w:tblGrid>
-                  <w:gridCol w:w="4502"/>
-                  <w:gridCol w:w="4953"/>
-                </w:tblGrid>
-                <w:tr>
-                  <w:trPr>
-                    <w:trHeight w:val="950" w:hRule="atLeast"/>
-                  </w:trPr>
-                  <w:tc>
-                    <w:tcPr>
-                      <w:tcW w:w="4502" w:type="dxa"/>
-                      <w:vMerge w:val="restart"/>
-                    </w:tcPr>
-                    <w:p>
-                      <w:pPr>
-                        <w:pStyle w:val="TableParagraph"/>
-                        <w:ind w:left="0"/>
-                        <w:rPr>
-                          <w:rFonts w:ascii="Times New Roman"/>
-                          <w:sz w:val="20"/>
-                        </w:rPr>
-                      </w:pPr>
-                    </w:p>
-                  </w:tc>
-                  <w:tc>
-                    <w:tcPr>
-                      <w:tcW w:w="4953" w:type="dxa"/>
-                    </w:tcPr>
-                    <w:p>
-                      <w:pPr>
-                        <w:pStyle w:val="TableParagraph"/>
-                        <w:spacing w:before="3"/>
-                        <w:ind w:left="0"/>
-                        <w:rPr>
-                          <w:sz w:val="23"/>
-                        </w:rPr>
-                      </w:pPr>
-                    </w:p>
-                    <w:p>
-                      <w:pPr>
-                        <w:pStyle w:val="TableParagraph"/>
-                        <w:ind w:left="105"/>
-                        <w:rPr>
-                          <w:b/>
-                          <w:sz w:val="20"/>
-                        </w:rPr>
-                      </w:pPr>
-                      <w:r>
-                        <w:rPr>
-                          <w:b/>
-                          <w:sz w:val="20"/>
-                        </w:rPr>
-                        <w:t>Document</w:t>
-                      </w:r>
-                      <w:r>
-                        <w:rPr>
-                          <w:b/>
-                          <w:spacing w:val="-11"/>
-                          <w:sz w:val="20"/>
-                        </w:rPr>
-                        <w:t> </w:t>
-                      </w:r>
-                      <w:r>
-                        <w:rPr>
-                          <w:b/>
-                          <w:spacing w:val="-2"/>
-                          <w:sz w:val="20"/>
-                        </w:rPr>
-                        <w:t>Title:</w:t>
-                      </w:r>
-                    </w:p>
-                    <w:p>
-                      <w:pPr>
-                        <w:pStyle w:val="TableParagraph"/>
-                        <w:spacing w:before="1"/>
-                        <w:ind w:left="105"/>
-                        <w:rPr>
-                          <w:sz w:val="20"/>
-                        </w:rPr>
-                      </w:pPr>
-                      <w:r>
-                        <w:rPr>
-                          <w:sz w:val="20"/>
-                        </w:rPr>
-                        <w:t>Procedure</w:t>
-                      </w:r>
-                      <w:r>
-                        <w:rPr>
-                          <w:spacing w:val="-5"/>
-                          <w:sz w:val="20"/>
-                        </w:rPr>
-                        <w:t> </w:t>
-                      </w:r>
-                      <w:r>
-                        <w:rPr>
-                          <w:sz w:val="20"/>
-                        </w:rPr>
-                        <w:t>of</w:t>
-                      </w:r>
-                      <w:r>
-                        <w:rPr>
-                          <w:spacing w:val="-5"/>
-                          <w:sz w:val="20"/>
-                        </w:rPr>
-                        <w:t> </w:t>
-                      </w:r>
-                      <w:r>
-                        <w:rPr>
-                          <w:sz w:val="20"/>
-                        </w:rPr>
-                        <w:t>IP</w:t>
-                      </w:r>
-                      <w:r>
-                        <w:rPr>
-                          <w:spacing w:val="-3"/>
-                          <w:sz w:val="20"/>
-                        </w:rPr>
-                        <w:t> </w:t>
-                      </w:r>
-                      <w:r>
-                        <w:rPr>
-                          <w:sz w:val="20"/>
-                        </w:rPr>
-                        <w:t>GMP</w:t>
-                      </w:r>
-                      <w:r>
-                        <w:rPr>
-                          <w:spacing w:val="-4"/>
-                          <w:sz w:val="20"/>
-                        </w:rPr>
-                        <w:t> </w:t>
-                      </w:r>
-                      <w:r>
-                        <w:rPr>
-                          <w:sz w:val="20"/>
-                        </w:rPr>
-                        <w:t>in</w:t>
-                      </w:r>
-                      <w:r>
-                        <w:rPr>
-                          <w:spacing w:val="-4"/>
-                          <w:sz w:val="20"/>
-                        </w:rPr>
-                        <w:t> Japan</w:t>
-                      </w:r>
-                    </w:p>
-                  </w:tc>
-                </w:tr>
-                <w:tr>
-                  <w:trPr>
-                    <w:trHeight w:val="830" w:hRule="atLeast"/>
-                  </w:trPr>
-                  <w:tc>
-                    <w:tcPr>
-                      <w:tcW w:w="4502" w:type="dxa"/>
-                      <w:vMerge/>
-                      <w:tcBorders>
-                        <w:top w:val="nil"/>
-                      </w:tcBorders>
-                    </w:tcPr>
-                    <w:p>
-                      <w:pPr>
-                        <w:rPr>
-                          <w:sz w:val="2"/>
-                          <w:szCs w:val="2"/>
-                        </w:rPr>
-                      </w:pPr>
-                    </w:p>
-                  </w:tc>
-                  <w:tc>
-                    <w:tcPr>
-                      <w:tcW w:w="4953" w:type="dxa"/>
-                    </w:tcPr>
-                    <w:p>
-                      <w:pPr>
-                        <w:pStyle w:val="TableParagraph"/>
-                        <w:spacing w:before="186"/>
-                        <w:ind w:left="105"/>
-                        <w:rPr>
-                          <w:b/>
-                          <w:sz w:val="20"/>
-                        </w:rPr>
-                      </w:pPr>
-                      <w:r>
-                        <w:rPr>
-                          <w:b/>
-                          <w:sz w:val="20"/>
-                        </w:rPr>
-                        <w:t>Document</w:t>
-                      </w:r>
-                      <w:r>
-                        <w:rPr>
-                          <w:b/>
-                          <w:spacing w:val="-7"/>
-                          <w:sz w:val="20"/>
-                        </w:rPr>
-                        <w:t> </w:t>
-                      </w:r>
-                      <w:r>
-                        <w:rPr>
-                          <w:b/>
-                          <w:sz w:val="20"/>
-                        </w:rPr>
-                        <w:t>Number</w:t>
-                      </w:r>
-                      <w:r>
-                        <w:rPr>
-                          <w:b/>
-                          <w:spacing w:val="-7"/>
-                          <w:sz w:val="20"/>
-                        </w:rPr>
-                        <w:t> </w:t>
-                      </w:r>
-                      <w:r>
-                        <w:rPr>
-                          <w:b/>
-                          <w:sz w:val="20"/>
-                        </w:rPr>
-                        <w:t>and</w:t>
-                      </w:r>
-                      <w:r>
-                        <w:rPr>
-                          <w:b/>
-                          <w:spacing w:val="-6"/>
-                          <w:sz w:val="20"/>
-                        </w:rPr>
-                        <w:t> </w:t>
-                      </w:r>
-                      <w:r>
-                        <w:rPr>
-                          <w:b/>
-                          <w:spacing w:val="-2"/>
-                          <w:sz w:val="20"/>
-                        </w:rPr>
-                        <w:t>Revision:</w:t>
-                      </w:r>
-                    </w:p>
-                    <w:p>
-                      <w:pPr>
-                        <w:pStyle w:val="TableParagraph"/>
-                        <w:spacing w:before="68"/>
-                        <w:ind w:left="105"/>
-                        <w:rPr>
-                          <w:sz w:val="20"/>
-                        </w:rPr>
-                      </w:pPr>
-                      <w:r>
-                        <w:rPr>
-                          <w:sz w:val="20"/>
-                        </w:rPr>
-                        <w:t>CS_WI_SU0045</w:t>
-                      </w:r>
-                      <w:r>
-                        <w:rPr>
-                          <w:spacing w:val="-9"/>
-                          <w:sz w:val="20"/>
-                        </w:rPr>
-                        <w:t> </w:t>
-                      </w:r>
-                      <w:r>
-                        <w:rPr>
-                          <w:sz w:val="20"/>
-                        </w:rPr>
-                        <w:t>Revision</w:t>
-                      </w:r>
-                      <w:r>
-                        <w:rPr>
-                          <w:spacing w:val="-8"/>
-                          <w:sz w:val="20"/>
-                        </w:rPr>
-                        <w:t> </w:t>
-                      </w:r>
-                      <w:r>
-                        <w:rPr>
-                          <w:spacing w:val="-10"/>
-                          <w:sz w:val="20"/>
-                        </w:rPr>
-                        <w:t>2</w:t>
-                      </w:r>
-                    </w:p>
-                  </w:tc>
-                </w:tr>
-              </w:tbl>
-              <w:p>
-                <w:pPr>
-                  <w:pStyle w:val="BodyText"/>
-                </w:pPr>
-              </w:p>
-            </w:txbxContent>
-          </v:textbox>
-          <w10:wrap type="none"/>
-        </v:shape>
-      </w:pict>
     </w:r>
     <w:r>
       <w:rPr/>
-      <w:drawing>
-        <wp:anchor distT="0" distB="0" distL="0" distR="0" allowOverlap="1" layoutInCell="1" locked="0" behindDoc="1" simplePos="0" relativeHeight="486525952">
-          <wp:simplePos x="0" y="0"/>
-          <wp:positionH relativeFrom="page">
-            <wp:posOffset>1262491</wp:posOffset>
-          </wp:positionH>
-          <wp:positionV relativeFrom="page">
-            <wp:posOffset>1070707</wp:posOffset>
-          </wp:positionV>
-          <wp:extent cx="2001261" cy="365291"/>
-          <wp:effectExtent l="0" t="0" r="0" b="0"/>
-          <wp:wrapNone/>
-          <wp:docPr id="3" name="image1.png"/>
-          <wp:cNvGraphicFramePr>
-            <a:graphicFrameLocks noChangeAspect="1"/>
-          </wp:cNvGraphicFramePr>
-          <a:graphic>
-            <a:graphicData uri="http://schemas.openxmlformats.org/drawingml/2006/picture">
-              <pic:pic>
-                <pic:nvPicPr>
-                  <pic:cNvPr id="4" name="image1.png"/>
-                  <pic:cNvPicPr/>
-                </pic:nvPicPr>
-                <pic:blipFill>
-                  <a:blip r:embed="rId1" cstate="print"/>
-                  <a:stretch>
-                    <a:fillRect/>
-                  </a:stretch>
-                </pic:blipFill>
-                <pic:spPr>
-                  <a:xfrm>
-                    <a:off x="0" y="0"/>
-                    <a:ext cx="2001261" cy="365291"/>
-                  </a:xfrm>
-                  <a:prstGeom prst="rect">
-                    <a:avLst/>
-                  </a:prstGeom>
-                </pic:spPr>
-              </pic:pic>
-            </a:graphicData>
-          </a:graphic>
-        </wp:anchor>
-      </w:drawing>
     </w:r>
   </w:p>
 </w:hdr>
@@ -48957,371 +46351,9 @@
     </w:pPr>
     <w:r>
       <w:rPr/>
-      <w:pict>
-        <v:shape style="position:absolute;margin-left:66.360001pt;margin-top:48.719971pt;width:479.3pt;height:90.5pt;mso-position-horizontal-relative:page;mso-position-vertical-relative:page;z-index:15731712" type="#_x0000_t202" id="docshape23" filled="false" stroked="false">
-          <v:textbox inset="0,0,0,0">
-            <w:txbxContent>
-              <w:tbl>
-                <w:tblPr>
-                  <w:tblW w:w="0" w:type="auto"/>
-                  <w:jc w:val="left"/>
-                  <w:tblInd w:w="65" w:type="dxa"/>
-                  <w:tblBorders>
-                    <w:top w:val="single" w:sz="4" w:space="0" w:color="000000"/>
-                    <w:left w:val="single" w:sz="4" w:space="0" w:color="000000"/>
-                    <w:bottom w:val="single" w:sz="4" w:space="0" w:color="000000"/>
-                    <w:right w:val="single" w:sz="4" w:space="0" w:color="000000"/>
-                    <w:insideH w:val="single" w:sz="4" w:space="0" w:color="000000"/>
-                    <w:insideV w:val="single" w:sz="4" w:space="0" w:color="000000"/>
-                  </w:tblBorders>
-                  <w:tblLayout w:type="fixed"/>
-                  <w:tblCellMar>
-                    <w:top w:w="0" w:type="dxa"/>
-                    <w:left w:w="0" w:type="dxa"/>
-                    <w:bottom w:w="0" w:type="dxa"/>
-                    <w:right w:w="0" w:type="dxa"/>
-                  </w:tblCellMar>
-                  <w:tblLook w:val="01E0"/>
-                </w:tblPr>
-                <w:tblGrid>
-                  <w:gridCol w:w="4502"/>
-                  <w:gridCol w:w="4953"/>
-                </w:tblGrid>
-                <w:tr>
-                  <w:trPr>
-                    <w:trHeight w:val="950" w:hRule="atLeast"/>
-                  </w:trPr>
-                  <w:tc>
-                    <w:tcPr>
-                      <w:tcW w:w="4502" w:type="dxa"/>
-                      <w:vMerge w:val="restart"/>
-                    </w:tcPr>
-                    <w:p>
-                      <w:pPr>
-                        <w:pStyle w:val="TableParagraph"/>
-                        <w:ind w:left="0"/>
-                        <w:rPr>
-                          <w:rFonts w:ascii="Times New Roman"/>
-                          <w:sz w:val="20"/>
-                        </w:rPr>
-                      </w:pPr>
-                    </w:p>
-                  </w:tc>
-                  <w:tc>
-                    <w:tcPr>
-                      <w:tcW w:w="4953" w:type="dxa"/>
-                    </w:tcPr>
-                    <w:p>
-                      <w:pPr>
-                        <w:pStyle w:val="TableParagraph"/>
-                        <w:spacing w:before="3"/>
-                        <w:ind w:left="0"/>
-                        <w:rPr>
-                          <w:sz w:val="23"/>
-                        </w:rPr>
-                      </w:pPr>
-                    </w:p>
-                    <w:p>
-                      <w:pPr>
-                        <w:pStyle w:val="TableParagraph"/>
-                        <w:ind w:left="105"/>
-                        <w:rPr>
-                          <w:b/>
-                          <w:sz w:val="20"/>
-                        </w:rPr>
-                      </w:pPr>
-                      <w:r>
-                        <w:rPr>
-                          <w:b/>
-                          <w:sz w:val="20"/>
-                        </w:rPr>
-                        <w:t>Document</w:t>
-                      </w:r>
-                      <w:r>
-                        <w:rPr>
-                          <w:b/>
-                          <w:spacing w:val="-11"/>
-                          <w:sz w:val="20"/>
-                        </w:rPr>
-                        <w:t> </w:t>
-                      </w:r>
-                      <w:r>
-                        <w:rPr>
-                          <w:b/>
-                          <w:spacing w:val="-2"/>
-                          <w:sz w:val="20"/>
-                        </w:rPr>
-                        <w:t>Title:</w:t>
-                      </w:r>
-                    </w:p>
-                    <w:p>
-                      <w:pPr>
-                        <w:pStyle w:val="TableParagraph"/>
-                        <w:spacing w:before="1"/>
-                        <w:ind w:left="105"/>
-                        <w:rPr>
-                          <w:sz w:val="20"/>
-                        </w:rPr>
-                      </w:pPr>
-                      <w:r>
-                        <w:rPr>
-                          <w:sz w:val="20"/>
-                        </w:rPr>
-                        <w:t>Procedure</w:t>
-                      </w:r>
-                      <w:r>
-                        <w:rPr>
-                          <w:spacing w:val="-5"/>
-                          <w:sz w:val="20"/>
-                        </w:rPr>
-                        <w:t> </w:t>
-                      </w:r>
-                      <w:r>
-                        <w:rPr>
-                          <w:sz w:val="20"/>
-                        </w:rPr>
-                        <w:t>of</w:t>
-                      </w:r>
-                      <w:r>
-                        <w:rPr>
-                          <w:spacing w:val="-5"/>
-                          <w:sz w:val="20"/>
-                        </w:rPr>
-                        <w:t> </w:t>
-                      </w:r>
-                      <w:r>
-                        <w:rPr>
-                          <w:sz w:val="20"/>
-                        </w:rPr>
-                        <w:t>IP</w:t>
-                      </w:r>
-                      <w:r>
-                        <w:rPr>
-                          <w:spacing w:val="-3"/>
-                          <w:sz w:val="20"/>
-                        </w:rPr>
-                        <w:t> </w:t>
-                      </w:r>
-                      <w:r>
-                        <w:rPr>
-                          <w:sz w:val="20"/>
-                        </w:rPr>
-                        <w:t>GMP</w:t>
-                      </w:r>
-                      <w:r>
-                        <w:rPr>
-                          <w:spacing w:val="-4"/>
-                          <w:sz w:val="20"/>
-                        </w:rPr>
-                        <w:t> </w:t>
-                      </w:r>
-                      <w:r>
-                        <w:rPr>
-                          <w:sz w:val="20"/>
-                        </w:rPr>
-                        <w:t>in</w:t>
-                      </w:r>
-                      <w:r>
-                        <w:rPr>
-                          <w:spacing w:val="-4"/>
-                          <w:sz w:val="20"/>
-                        </w:rPr>
-                        <w:t> Japan</w:t>
-                      </w:r>
-                    </w:p>
-                  </w:tc>
-                </w:tr>
-                <w:tr>
-                  <w:trPr>
-                    <w:trHeight w:val="830" w:hRule="atLeast"/>
-                  </w:trPr>
-                  <w:tc>
-                    <w:tcPr>
-                      <w:tcW w:w="4502" w:type="dxa"/>
-                      <w:vMerge/>
-                      <w:tcBorders>
-                        <w:top w:val="nil"/>
-                      </w:tcBorders>
-                    </w:tcPr>
-                    <w:p>
-                      <w:pPr>
-                        <w:rPr>
-                          <w:sz w:val="2"/>
-                          <w:szCs w:val="2"/>
-                        </w:rPr>
-                      </w:pPr>
-                    </w:p>
-                  </w:tc>
-                  <w:tc>
-                    <w:tcPr>
-                      <w:tcW w:w="4953" w:type="dxa"/>
-                    </w:tcPr>
-                    <w:p>
-                      <w:pPr>
-                        <w:pStyle w:val="TableParagraph"/>
-                        <w:spacing w:before="186"/>
-                        <w:ind w:left="105"/>
-                        <w:rPr>
-                          <w:b/>
-                          <w:sz w:val="20"/>
-                        </w:rPr>
-                      </w:pPr>
-                      <w:r>
-                        <w:rPr>
-                          <w:b/>
-                          <w:sz w:val="20"/>
-                        </w:rPr>
-                        <w:t>Document</w:t>
-                      </w:r>
-                      <w:r>
-                        <w:rPr>
-                          <w:b/>
-                          <w:spacing w:val="-7"/>
-                          <w:sz w:val="20"/>
-                        </w:rPr>
-                        <w:t> </w:t>
-                      </w:r>
-                      <w:r>
-                        <w:rPr>
-                          <w:b/>
-                          <w:sz w:val="20"/>
-                        </w:rPr>
-                        <w:t>Number</w:t>
-                      </w:r>
-                      <w:r>
-                        <w:rPr>
-                          <w:b/>
-                          <w:spacing w:val="-7"/>
-                          <w:sz w:val="20"/>
-                        </w:rPr>
-                        <w:t> </w:t>
-                      </w:r>
-                      <w:r>
-                        <w:rPr>
-                          <w:b/>
-                          <w:sz w:val="20"/>
-                        </w:rPr>
-                        <w:t>and</w:t>
-                      </w:r>
-                      <w:r>
-                        <w:rPr>
-                          <w:b/>
-                          <w:spacing w:val="-6"/>
-                          <w:sz w:val="20"/>
-                        </w:rPr>
-                        <w:t> </w:t>
-                      </w:r>
-                      <w:r>
-                        <w:rPr>
-                          <w:b/>
-                          <w:spacing w:val="-2"/>
-                          <w:sz w:val="20"/>
-                        </w:rPr>
-                        <w:t>Revision:</w:t>
-                      </w:r>
-                    </w:p>
-                    <w:p>
-                      <w:pPr>
-                        <w:pStyle w:val="TableParagraph"/>
-                        <w:spacing w:before="68"/>
-                        <w:ind w:left="105"/>
-                        <w:rPr>
-                          <w:sz w:val="20"/>
-                        </w:rPr>
-                      </w:pPr>
-                      <w:r>
-                        <w:rPr>
-                          <w:sz w:val="20"/>
-                        </w:rPr>
-                        <w:t>CS_WI_SU0045</w:t>
-                      </w:r>
-                      <w:r>
-                        <w:rPr>
-                          <w:spacing w:val="-9"/>
-                          <w:sz w:val="20"/>
-                        </w:rPr>
-                        <w:t> </w:t>
-                      </w:r>
-                      <w:r>
-                        <w:rPr>
-                          <w:sz w:val="20"/>
-                        </w:rPr>
-                        <w:t>Revision</w:t>
-                      </w:r>
-                      <w:r>
-                        <w:rPr>
-                          <w:spacing w:val="-8"/>
-                          <w:sz w:val="20"/>
-                        </w:rPr>
-                        <w:t> </w:t>
-                      </w:r>
-                      <w:r>
-                        <w:rPr>
-                          <w:spacing w:val="-10"/>
-                          <w:sz w:val="20"/>
-                        </w:rPr>
-                        <w:t>2</w:t>
-                      </w:r>
-                    </w:p>
-                  </w:tc>
-                </w:tr>
-              </w:tbl>
-              <w:p>
-                <w:pPr>
-                  <w:pStyle w:val="BodyText"/>
-                </w:pPr>
-              </w:p>
-            </w:txbxContent>
-          </v:textbox>
-          <w10:wrap type="none"/>
-        </v:shape>
-      </w:pict>
     </w:r>
     <w:r>
       <w:rPr/>
-      <w:drawing>
-        <wp:anchor distT="0" distB="0" distL="0" distR="0" allowOverlap="1" layoutInCell="1" locked="0" behindDoc="1" simplePos="0" relativeHeight="486527488">
-          <wp:simplePos x="0" y="0"/>
-          <wp:positionH relativeFrom="page">
-            <wp:posOffset>1262491</wp:posOffset>
-          </wp:positionH>
-          <wp:positionV relativeFrom="page">
-            <wp:posOffset>1070707</wp:posOffset>
-          </wp:positionV>
-          <wp:extent cx="2001261" cy="365291"/>
-          <wp:effectExtent l="0" t="0" r="0" b="0"/>
-          <wp:wrapNone/>
-          <wp:docPr id="5" name="image1.png"/>
-          <wp:cNvGraphicFramePr>
-            <a:graphicFrameLocks noChangeAspect="1"/>
-          </wp:cNvGraphicFramePr>
-          <a:graphic>
-            <a:graphicData uri="http://schemas.openxmlformats.org/drawingml/2006/picture">
-              <pic:pic>
-                <pic:nvPicPr>
-                  <pic:cNvPr id="6" name="image1.png"/>
-                  <pic:cNvPicPr/>
-                </pic:nvPicPr>
-                <pic:blipFill>
-                  <a:blip r:embed="rId1" cstate="print"/>
-                  <a:stretch>
-                    <a:fillRect/>
-                  </a:stretch>
-                </pic:blipFill>
-                <pic:spPr>
-                  <a:xfrm>
-                    <a:off x="0" y="0"/>
-                    <a:ext cx="2001261" cy="365291"/>
-                  </a:xfrm>
-                  <a:prstGeom prst="rect">
-                    <a:avLst/>
-                  </a:prstGeom>
-                </pic:spPr>
-              </pic:pic>
-            </a:graphicData>
-          </a:graphic>
-        </wp:anchor>
-      </w:drawing>
     </w:r>
   </w:p>
 </w:hdr>
@@ -49336,6 +46368,36 @@
       <w:rPr>
         <w:sz w:val="2"/>
       </w:rPr>
+    </w:pPr>
+  </w:p>
+</w:hdr>
+</file>
+
+<file path=word/header4.xml><?xml version="1.0" encoding="utf-8"?>
+<w:hdr xmlns:m="http://schemas.openxmlformats.org/officeDocument/2006/math" xmlns:mc="http://schemas.openxmlformats.org/markup-compatibility/2006" xmlns:mo="http://schemas.microsoft.com/office/mac/office/2008/main" xmlns:mv="urn:schemas-microsoft-com:mac:vml" xmlns:o="urn:schemas-microsoft-com:office:office" xmlns:r="http://schemas.openxmlformats.org/officeDocument/2006/relationships" xmlns:v="urn:schemas-microsoft-com:vml" xmlns:w10="urn:schemas-microsoft-com:office:word" xmlns:w14="http://schemas.microsoft.com/office/word/2010/wordml" xmlns:w="http://schemas.openxmlformats.org/wordprocessingml/2006/main" xmlns:wne="http://schemas.microsoft.com/office/word/2006/wordml" xmlns:wp14="http://schemas.microsoft.com/office/word/2010/wordprocessingDrawing" xmlns:wp="http://schemas.openxmlformats.org/drawingml/2006/wordprocessingDrawing" xmlns:wpc="http://schemas.microsoft.com/office/word/2010/wordprocessingCanvas" xmlns:wpg="http://schemas.microsoft.com/office/word/2010/wordprocessingGroup" xmlns:wpi="http://schemas.microsoft.com/office/word/2010/wordprocessingInk" xmlns:wps="http://schemas.microsoft.com/office/word/2010/wordprocessingShape" mc:Ignorable="w14 wp14">
+  <w:p>
+    <w:pPr>
+      <w:pStyle w:val="Header"/>
+    </w:pPr>
+  </w:p>
+</w:hdr>
+</file>
+
+<file path=word/header5.xml><?xml version="1.0" encoding="utf-8"?>
+<w:hdr xmlns:m="http://schemas.openxmlformats.org/officeDocument/2006/math" xmlns:mc="http://schemas.openxmlformats.org/markup-compatibility/2006" xmlns:mo="http://schemas.microsoft.com/office/mac/office/2008/main" xmlns:mv="urn:schemas-microsoft-com:mac:vml" xmlns:o="urn:schemas-microsoft-com:office:office" xmlns:r="http://schemas.openxmlformats.org/officeDocument/2006/relationships" xmlns:v="urn:schemas-microsoft-com:vml" xmlns:w10="urn:schemas-microsoft-com:office:word" xmlns:w14="http://schemas.microsoft.com/office/word/2010/wordml" xmlns:w="http://schemas.openxmlformats.org/wordprocessingml/2006/main" xmlns:wne="http://schemas.microsoft.com/office/word/2006/wordml" xmlns:wp14="http://schemas.microsoft.com/office/word/2010/wordprocessingDrawing" xmlns:wp="http://schemas.openxmlformats.org/drawingml/2006/wordprocessingDrawing" xmlns:wpc="http://schemas.microsoft.com/office/word/2010/wordprocessingCanvas" xmlns:wpg="http://schemas.microsoft.com/office/word/2010/wordprocessingGroup" xmlns:wpi="http://schemas.microsoft.com/office/word/2010/wordprocessingInk" xmlns:wps="http://schemas.microsoft.com/office/word/2010/wordprocessingShape" mc:Ignorable="w14 wp14">
+  <w:p>
+    <w:pPr>
+      <w:pStyle w:val="Header"/>
+    </w:pPr>
+  </w:p>
+</w:hdr>
+</file>
+
+<file path=word/header6.xml><?xml version="1.0" encoding="utf-8"?>
+<w:hdr xmlns:m="http://schemas.openxmlformats.org/officeDocument/2006/math" xmlns:mc="http://schemas.openxmlformats.org/markup-compatibility/2006" xmlns:mo="http://schemas.microsoft.com/office/mac/office/2008/main" xmlns:mv="urn:schemas-microsoft-com:mac:vml" xmlns:o="urn:schemas-microsoft-com:office:office" xmlns:r="http://schemas.openxmlformats.org/officeDocument/2006/relationships" xmlns:v="urn:schemas-microsoft-com:vml" xmlns:w10="urn:schemas-microsoft-com:office:word" xmlns:w14="http://schemas.microsoft.com/office/word/2010/wordml" xmlns:w="http://schemas.openxmlformats.org/wordprocessingml/2006/main" xmlns:wne="http://schemas.microsoft.com/office/word/2006/wordml" xmlns:wp14="http://schemas.microsoft.com/office/word/2010/wordprocessingDrawing" xmlns:wp="http://schemas.openxmlformats.org/drawingml/2006/wordprocessingDrawing" xmlns:wpc="http://schemas.microsoft.com/office/word/2010/wordprocessingCanvas" xmlns:wpg="http://schemas.microsoft.com/office/word/2010/wordprocessingGroup" xmlns:wpi="http://schemas.microsoft.com/office/word/2010/wordprocessingInk" xmlns:wps="http://schemas.microsoft.com/office/word/2010/wordprocessingShape" mc:Ignorable="w14 wp14">
+  <w:p>
+    <w:pPr>
+      <w:pStyle w:val="Header"/>
     </w:pPr>
   </w:p>
 </w:hdr>
